--- a/正式排版報告/20260602_黃姿晴_NTUST_DATASHEET_期末報告.docx
+++ b/正式排版報告/20260602_黃姿晴_NTUST_DATASHEET_期末報告.docx
@@ -212,6 +212,2437 @@
         </w:rPr>
         <w:lastRenderedPageBreak/>
         <w:t>目　錄</w:t>
+      </w:r>
+    </w:p>
+    <w:p>
+      <w:pPr>
+        <w:pStyle w:val="14"/>
+        <w:tabs>
+          <w:tab w:val="right" w:leader="dot" w:pos="9112"/>
+        </w:tabs>
+        <w:rPr>
+          <w:noProof/>
+        </w:rPr>
+      </w:pPr>
+      <w:r>
+        <w:fldChar w:fldCharType="begin"/>
+      </w:r>
+      <w:r>
+        <w:instrText>TOC \o "1-2" \h \z \u</w:instrText>
+      </w:r>
+      <w:r>
+        <w:fldChar w:fldCharType="separate"/>
+      </w:r>
+      <w:hyperlink w:anchor="_Toc231456800" w:history="1">
+        <w:r>
+          <w:rPr>
+            <w:rStyle w:val="affa"/>
+            <w:rFonts w:hint="eastAsia"/>
+            <w:noProof/>
+          </w:rPr>
+          <w:t>第一章　緒論</w:t>
+        </w:r>
+        <w:r>
+          <w:rPr>
+            <w:noProof/>
+            <w:webHidden/>
+          </w:rPr>
+          <w:tab/>
+        </w:r>
+        <w:r>
+          <w:rPr>
+            <w:noProof/>
+            <w:webHidden/>
+          </w:rPr>
+          <w:fldChar w:fldCharType="begin"/>
+        </w:r>
+        <w:r>
+          <w:rPr>
+            <w:noProof/>
+            <w:webHidden/>
+          </w:rPr>
+          <w:instrText xml:space="preserve"> PAGEREF _Toc231456800 \h </w:instrText>
+        </w:r>
+        <w:r>
+          <w:rPr>
+            <w:noProof/>
+            <w:webHidden/>
+          </w:rPr>
+        </w:r>
+        <w:r>
+          <w:rPr>
+            <w:noProof/>
+            <w:webHidden/>
+          </w:rPr>
+          <w:fldChar w:fldCharType="separate"/>
+        </w:r>
+        <w:r>
+          <w:rPr>
+            <w:noProof/>
+            <w:webHidden/>
+          </w:rPr>
+          <w:t>1</w:t>
+        </w:r>
+        <w:r>
+          <w:rPr>
+            <w:noProof/>
+            <w:webHidden/>
+          </w:rPr>
+          <w:fldChar w:fldCharType="end"/>
+        </w:r>
+      </w:hyperlink>
+    </w:p>
+    <w:p>
+      <w:pPr>
+        <w:pStyle w:val="2a"/>
+        <w:tabs>
+          <w:tab w:val="right" w:leader="dot" w:pos="9112"/>
+        </w:tabs>
+        <w:rPr>
+          <w:noProof/>
+        </w:rPr>
+      </w:pPr>
+      <w:hyperlink w:anchor="_Toc231456801" w:history="1">
+        <w:r>
+          <w:rPr>
+            <w:rStyle w:val="affa"/>
+            <w:rFonts w:hint="eastAsia"/>
+            <w:noProof/>
+          </w:rPr>
+          <w:t>第一節　研究背景與問題</w:t>
+        </w:r>
+        <w:r>
+          <w:rPr>
+            <w:noProof/>
+            <w:webHidden/>
+          </w:rPr>
+          <w:tab/>
+        </w:r>
+        <w:r>
+          <w:rPr>
+            <w:noProof/>
+            <w:webHidden/>
+          </w:rPr>
+          <w:fldChar w:fldCharType="begin"/>
+        </w:r>
+        <w:r>
+          <w:rPr>
+            <w:noProof/>
+            <w:webHidden/>
+          </w:rPr>
+          <w:instrText xml:space="preserve"> PAGEREF _Toc231456801 \h </w:instrText>
+        </w:r>
+        <w:r>
+          <w:rPr>
+            <w:noProof/>
+            <w:webHidden/>
+          </w:rPr>
+        </w:r>
+        <w:r>
+          <w:rPr>
+            <w:noProof/>
+            <w:webHidden/>
+          </w:rPr>
+          <w:fldChar w:fldCharType="separate"/>
+        </w:r>
+        <w:r>
+          <w:rPr>
+            <w:noProof/>
+            <w:webHidden/>
+          </w:rPr>
+          <w:t>1</w:t>
+        </w:r>
+        <w:r>
+          <w:rPr>
+            <w:noProof/>
+            <w:webHidden/>
+          </w:rPr>
+          <w:fldChar w:fldCharType="end"/>
+        </w:r>
+      </w:hyperlink>
+    </w:p>
+    <w:p>
+      <w:pPr>
+        <w:pStyle w:val="2a"/>
+        <w:tabs>
+          <w:tab w:val="right" w:leader="dot" w:pos="9112"/>
+        </w:tabs>
+        <w:rPr>
+          <w:noProof/>
+        </w:rPr>
+      </w:pPr>
+      <w:hyperlink w:anchor="_Toc231456802" w:history="1">
+        <w:r>
+          <w:rPr>
+            <w:rStyle w:val="affa"/>
+            <w:rFonts w:hint="eastAsia"/>
+            <w:noProof/>
+          </w:rPr>
+          <w:t>第二節　任務目標</w:t>
+        </w:r>
+        <w:r>
+          <w:rPr>
+            <w:noProof/>
+            <w:webHidden/>
+          </w:rPr>
+          <w:tab/>
+        </w:r>
+        <w:r>
+          <w:rPr>
+            <w:noProof/>
+            <w:webHidden/>
+          </w:rPr>
+          <w:fldChar w:fldCharType="begin"/>
+        </w:r>
+        <w:r>
+          <w:rPr>
+            <w:noProof/>
+            <w:webHidden/>
+          </w:rPr>
+          <w:instrText xml:space="preserve"> PAGEREF _Toc231456802 \h </w:instrText>
+        </w:r>
+        <w:r>
+          <w:rPr>
+            <w:noProof/>
+            <w:webHidden/>
+          </w:rPr>
+        </w:r>
+        <w:r>
+          <w:rPr>
+            <w:noProof/>
+            <w:webHidden/>
+          </w:rPr>
+          <w:fldChar w:fldCharType="separate"/>
+        </w:r>
+        <w:r>
+          <w:rPr>
+            <w:noProof/>
+            <w:webHidden/>
+          </w:rPr>
+          <w:t>1</w:t>
+        </w:r>
+        <w:r>
+          <w:rPr>
+            <w:noProof/>
+            <w:webHidden/>
+          </w:rPr>
+          <w:fldChar w:fldCharType="end"/>
+        </w:r>
+      </w:hyperlink>
+    </w:p>
+    <w:p>
+      <w:pPr>
+        <w:pStyle w:val="2a"/>
+        <w:tabs>
+          <w:tab w:val="right" w:leader="dot" w:pos="9112"/>
+        </w:tabs>
+        <w:rPr>
+          <w:noProof/>
+        </w:rPr>
+      </w:pPr>
+      <w:hyperlink w:anchor="_Toc231456803" w:history="1">
+        <w:r>
+          <w:rPr>
+            <w:rStyle w:val="affa"/>
+            <w:rFonts w:hint="eastAsia"/>
+            <w:noProof/>
+          </w:rPr>
+          <w:t>第三節　計分基準與最終成果</w:t>
+        </w:r>
+        <w:r>
+          <w:rPr>
+            <w:noProof/>
+            <w:webHidden/>
+          </w:rPr>
+          <w:tab/>
+        </w:r>
+        <w:r>
+          <w:rPr>
+            <w:noProof/>
+            <w:webHidden/>
+          </w:rPr>
+          <w:fldChar w:fldCharType="begin"/>
+        </w:r>
+        <w:r>
+          <w:rPr>
+            <w:noProof/>
+            <w:webHidden/>
+          </w:rPr>
+          <w:instrText xml:space="preserve"> PAGEREF _Toc231456803 \h </w:instrText>
+        </w:r>
+        <w:r>
+          <w:rPr>
+            <w:noProof/>
+            <w:webHidden/>
+          </w:rPr>
+        </w:r>
+        <w:r>
+          <w:rPr>
+            <w:noProof/>
+            <w:webHidden/>
+          </w:rPr>
+          <w:fldChar w:fldCharType="separate"/>
+        </w:r>
+        <w:r>
+          <w:rPr>
+            <w:noProof/>
+            <w:webHidden/>
+          </w:rPr>
+          <w:t>2</w:t>
+        </w:r>
+        <w:r>
+          <w:rPr>
+            <w:noProof/>
+            <w:webHidden/>
+          </w:rPr>
+          <w:fldChar w:fldCharType="end"/>
+        </w:r>
+      </w:hyperlink>
+    </w:p>
+    <w:p>
+      <w:pPr>
+        <w:pStyle w:val="14"/>
+        <w:tabs>
+          <w:tab w:val="right" w:leader="dot" w:pos="9112"/>
+        </w:tabs>
+        <w:rPr>
+          <w:noProof/>
+        </w:rPr>
+      </w:pPr>
+      <w:hyperlink w:anchor="_Toc231456804" w:history="1">
+        <w:r>
+          <w:rPr>
+            <w:rStyle w:val="affa"/>
+            <w:rFonts w:hint="eastAsia"/>
+            <w:noProof/>
+          </w:rPr>
+          <w:t>第二章　系統方法</w:t>
+        </w:r>
+        <w:r>
+          <w:rPr>
+            <w:noProof/>
+            <w:webHidden/>
+          </w:rPr>
+          <w:tab/>
+        </w:r>
+        <w:r>
+          <w:rPr>
+            <w:noProof/>
+            <w:webHidden/>
+          </w:rPr>
+          <w:fldChar w:fldCharType="begin"/>
+        </w:r>
+        <w:r>
+          <w:rPr>
+            <w:noProof/>
+            <w:webHidden/>
+          </w:rPr>
+          <w:instrText xml:space="preserve"> PAGEREF _Toc231456804 \h </w:instrText>
+        </w:r>
+        <w:r>
+          <w:rPr>
+            <w:noProof/>
+            <w:webHidden/>
+          </w:rPr>
+        </w:r>
+        <w:r>
+          <w:rPr>
+            <w:noProof/>
+            <w:webHidden/>
+          </w:rPr>
+          <w:fldChar w:fldCharType="separate"/>
+        </w:r>
+        <w:r>
+          <w:rPr>
+            <w:noProof/>
+            <w:webHidden/>
+          </w:rPr>
+          <w:t>3</w:t>
+        </w:r>
+        <w:r>
+          <w:rPr>
+            <w:noProof/>
+            <w:webHidden/>
+          </w:rPr>
+          <w:fldChar w:fldCharType="end"/>
+        </w:r>
+      </w:hyperlink>
+    </w:p>
+    <w:p>
+      <w:pPr>
+        <w:pStyle w:val="2a"/>
+        <w:tabs>
+          <w:tab w:val="right" w:leader="dot" w:pos="9112"/>
+        </w:tabs>
+        <w:rPr>
+          <w:noProof/>
+        </w:rPr>
+      </w:pPr>
+      <w:hyperlink w:anchor="_Toc231456805" w:history="1">
+        <w:r>
+          <w:rPr>
+            <w:rStyle w:val="affa"/>
+            <w:rFonts w:hint="eastAsia"/>
+            <w:noProof/>
+          </w:rPr>
+          <w:t>第一節　任務一：用</w:t>
+        </w:r>
+        <w:r>
+          <w:rPr>
+            <w:rStyle w:val="affa"/>
+            <w:noProof/>
+          </w:rPr>
+          <w:t xml:space="preserve"> VLM </w:t>
+        </w:r>
+        <w:r>
+          <w:rPr>
+            <w:rStyle w:val="affa"/>
+            <w:rFonts w:hint="eastAsia"/>
+            <w:noProof/>
+          </w:rPr>
+          <w:t>解析尺寸圖面</w:t>
+        </w:r>
+        <w:r>
+          <w:rPr>
+            <w:noProof/>
+            <w:webHidden/>
+          </w:rPr>
+          <w:tab/>
+        </w:r>
+        <w:r>
+          <w:rPr>
+            <w:noProof/>
+            <w:webHidden/>
+          </w:rPr>
+          <w:fldChar w:fldCharType="begin"/>
+        </w:r>
+        <w:r>
+          <w:rPr>
+            <w:noProof/>
+            <w:webHidden/>
+          </w:rPr>
+          <w:instrText xml:space="preserve"> PAGEREF _Toc231456805 \h </w:instrText>
+        </w:r>
+        <w:r>
+          <w:rPr>
+            <w:noProof/>
+            <w:webHidden/>
+          </w:rPr>
+        </w:r>
+        <w:r>
+          <w:rPr>
+            <w:noProof/>
+            <w:webHidden/>
+          </w:rPr>
+          <w:fldChar w:fldCharType="separate"/>
+        </w:r>
+        <w:r>
+          <w:rPr>
+            <w:noProof/>
+            <w:webHidden/>
+          </w:rPr>
+          <w:t>3</w:t>
+        </w:r>
+        <w:r>
+          <w:rPr>
+            <w:noProof/>
+            <w:webHidden/>
+          </w:rPr>
+          <w:fldChar w:fldCharType="end"/>
+        </w:r>
+      </w:hyperlink>
+    </w:p>
+    <w:p>
+      <w:pPr>
+        <w:pStyle w:val="2a"/>
+        <w:tabs>
+          <w:tab w:val="right" w:leader="dot" w:pos="9112"/>
+        </w:tabs>
+        <w:rPr>
+          <w:noProof/>
+        </w:rPr>
+      </w:pPr>
+      <w:hyperlink w:anchor="_Toc231456806" w:history="1">
+        <w:r>
+          <w:rPr>
+            <w:rStyle w:val="affa"/>
+            <w:rFonts w:hint="eastAsia"/>
+            <w:noProof/>
+          </w:rPr>
+          <w:t>第二節　任務二：強制</w:t>
+        </w:r>
+        <w:r>
+          <w:rPr>
+            <w:rStyle w:val="affa"/>
+            <w:noProof/>
+          </w:rPr>
+          <w:t xml:space="preserve"> 100% </w:t>
+        </w:r>
+        <w:r>
+          <w:rPr>
+            <w:rStyle w:val="affa"/>
+            <w:rFonts w:hint="eastAsia"/>
+            <w:noProof/>
+          </w:rPr>
+          <w:t>合法</w:t>
+        </w:r>
+        <w:r>
+          <w:rPr>
+            <w:rStyle w:val="affa"/>
+            <w:noProof/>
+          </w:rPr>
+          <w:t xml:space="preserve"> JSON</w:t>
+        </w:r>
+        <w:r>
+          <w:rPr>
+            <w:noProof/>
+            <w:webHidden/>
+          </w:rPr>
+          <w:tab/>
+        </w:r>
+        <w:r>
+          <w:rPr>
+            <w:noProof/>
+            <w:webHidden/>
+          </w:rPr>
+          <w:fldChar w:fldCharType="begin"/>
+        </w:r>
+        <w:r>
+          <w:rPr>
+            <w:noProof/>
+            <w:webHidden/>
+          </w:rPr>
+          <w:instrText xml:space="preserve"> PAGEREF _Toc231456806 \h </w:instrText>
+        </w:r>
+        <w:r>
+          <w:rPr>
+            <w:noProof/>
+            <w:webHidden/>
+          </w:rPr>
+        </w:r>
+        <w:r>
+          <w:rPr>
+            <w:noProof/>
+            <w:webHidden/>
+          </w:rPr>
+          <w:fldChar w:fldCharType="separate"/>
+        </w:r>
+        <w:r>
+          <w:rPr>
+            <w:noProof/>
+            <w:webHidden/>
+          </w:rPr>
+          <w:t>3</w:t>
+        </w:r>
+        <w:r>
+          <w:rPr>
+            <w:noProof/>
+            <w:webHidden/>
+          </w:rPr>
+          <w:fldChar w:fldCharType="end"/>
+        </w:r>
+      </w:hyperlink>
+    </w:p>
+    <w:p>
+      <w:pPr>
+        <w:pStyle w:val="2a"/>
+        <w:tabs>
+          <w:tab w:val="right" w:leader="dot" w:pos="9112"/>
+        </w:tabs>
+        <w:rPr>
+          <w:noProof/>
+        </w:rPr>
+      </w:pPr>
+      <w:hyperlink w:anchor="_Toc231456807" w:history="1">
+        <w:r>
+          <w:rPr>
+            <w:rStyle w:val="affa"/>
+            <w:rFonts w:hint="eastAsia"/>
+            <w:noProof/>
+          </w:rPr>
+          <w:t>第三節　任務三：批次處理與評分</w:t>
+        </w:r>
+        <w:r>
+          <w:rPr>
+            <w:noProof/>
+            <w:webHidden/>
+          </w:rPr>
+          <w:tab/>
+        </w:r>
+        <w:r>
+          <w:rPr>
+            <w:noProof/>
+            <w:webHidden/>
+          </w:rPr>
+          <w:fldChar w:fldCharType="begin"/>
+        </w:r>
+        <w:r>
+          <w:rPr>
+            <w:noProof/>
+            <w:webHidden/>
+          </w:rPr>
+          <w:instrText xml:space="preserve"> PAGEREF _Toc231456807 \h </w:instrText>
+        </w:r>
+        <w:r>
+          <w:rPr>
+            <w:noProof/>
+            <w:webHidden/>
+          </w:rPr>
+        </w:r>
+        <w:r>
+          <w:rPr>
+            <w:noProof/>
+            <w:webHidden/>
+          </w:rPr>
+          <w:fldChar w:fldCharType="separate"/>
+        </w:r>
+        <w:r>
+          <w:rPr>
+            <w:noProof/>
+            <w:webHidden/>
+          </w:rPr>
+          <w:t>4</w:t>
+        </w:r>
+        <w:r>
+          <w:rPr>
+            <w:noProof/>
+            <w:webHidden/>
+          </w:rPr>
+          <w:fldChar w:fldCharType="end"/>
+        </w:r>
+      </w:hyperlink>
+    </w:p>
+    <w:p>
+      <w:pPr>
+        <w:pStyle w:val="2a"/>
+        <w:tabs>
+          <w:tab w:val="right" w:leader="dot" w:pos="9112"/>
+        </w:tabs>
+        <w:rPr>
+          <w:noProof/>
+        </w:rPr>
+      </w:pPr>
+      <w:hyperlink w:anchor="_Toc231456808" w:history="1">
+        <w:r>
+          <w:rPr>
+            <w:rStyle w:val="affa"/>
+            <w:rFonts w:hint="eastAsia"/>
+            <w:noProof/>
+          </w:rPr>
+          <w:t>第四節　任務四：本機</w:t>
+        </w:r>
+        <w:r>
+          <w:rPr>
+            <w:rStyle w:val="affa"/>
+            <w:noProof/>
+          </w:rPr>
+          <w:t xml:space="preserve"> webapp</w:t>
+        </w:r>
+        <w:r>
+          <w:rPr>
+            <w:noProof/>
+            <w:webHidden/>
+          </w:rPr>
+          <w:tab/>
+        </w:r>
+        <w:r>
+          <w:rPr>
+            <w:noProof/>
+            <w:webHidden/>
+          </w:rPr>
+          <w:fldChar w:fldCharType="begin"/>
+        </w:r>
+        <w:r>
+          <w:rPr>
+            <w:noProof/>
+            <w:webHidden/>
+          </w:rPr>
+          <w:instrText xml:space="preserve"> PAGEREF _Toc231456808 \h </w:instrText>
+        </w:r>
+        <w:r>
+          <w:rPr>
+            <w:noProof/>
+            <w:webHidden/>
+          </w:rPr>
+        </w:r>
+        <w:r>
+          <w:rPr>
+            <w:noProof/>
+            <w:webHidden/>
+          </w:rPr>
+          <w:fldChar w:fldCharType="separate"/>
+        </w:r>
+        <w:r>
+          <w:rPr>
+            <w:noProof/>
+            <w:webHidden/>
+          </w:rPr>
+          <w:t>4</w:t>
+        </w:r>
+        <w:r>
+          <w:rPr>
+            <w:noProof/>
+            <w:webHidden/>
+          </w:rPr>
+          <w:fldChar w:fldCharType="end"/>
+        </w:r>
+      </w:hyperlink>
+    </w:p>
+    <w:p>
+      <w:pPr>
+        <w:pStyle w:val="2a"/>
+        <w:tabs>
+          <w:tab w:val="right" w:leader="dot" w:pos="9112"/>
+        </w:tabs>
+        <w:rPr>
+          <w:noProof/>
+        </w:rPr>
+      </w:pPr>
+      <w:hyperlink w:anchor="_Toc231456809" w:history="1">
+        <w:r>
+          <w:rPr>
+            <w:rStyle w:val="affa"/>
+            <w:rFonts w:hint="eastAsia"/>
+            <w:noProof/>
+          </w:rPr>
+          <w:t>第五節　整合版的三個通用機制</w:t>
+        </w:r>
+        <w:r>
+          <w:rPr>
+            <w:noProof/>
+            <w:webHidden/>
+          </w:rPr>
+          <w:tab/>
+        </w:r>
+        <w:r>
+          <w:rPr>
+            <w:noProof/>
+            <w:webHidden/>
+          </w:rPr>
+          <w:fldChar w:fldCharType="begin"/>
+        </w:r>
+        <w:r>
+          <w:rPr>
+            <w:noProof/>
+            <w:webHidden/>
+          </w:rPr>
+          <w:instrText xml:space="preserve"> PAGEREF _Toc231456809 \h </w:instrText>
+        </w:r>
+        <w:r>
+          <w:rPr>
+            <w:noProof/>
+            <w:webHidden/>
+          </w:rPr>
+        </w:r>
+        <w:r>
+          <w:rPr>
+            <w:noProof/>
+            <w:webHidden/>
+          </w:rPr>
+          <w:fldChar w:fldCharType="separate"/>
+        </w:r>
+        <w:r>
+          <w:rPr>
+            <w:noProof/>
+            <w:webHidden/>
+          </w:rPr>
+          <w:t>4</w:t>
+        </w:r>
+        <w:r>
+          <w:rPr>
+            <w:noProof/>
+            <w:webHidden/>
+          </w:rPr>
+          <w:fldChar w:fldCharType="end"/>
+        </w:r>
+      </w:hyperlink>
+    </w:p>
+    <w:p>
+      <w:pPr>
+        <w:pStyle w:val="14"/>
+        <w:tabs>
+          <w:tab w:val="right" w:leader="dot" w:pos="9112"/>
+        </w:tabs>
+        <w:rPr>
+          <w:noProof/>
+        </w:rPr>
+      </w:pPr>
+      <w:hyperlink w:anchor="_Toc231456810" w:history="1">
+        <w:r>
+          <w:rPr>
+            <w:rStyle w:val="affa"/>
+            <w:rFonts w:hint="eastAsia"/>
+            <w:noProof/>
+          </w:rPr>
+          <w:t>第三章　實驗設計與評分標準</w:t>
+        </w:r>
+        <w:r>
+          <w:rPr>
+            <w:noProof/>
+            <w:webHidden/>
+          </w:rPr>
+          <w:tab/>
+        </w:r>
+        <w:r>
+          <w:rPr>
+            <w:noProof/>
+            <w:webHidden/>
+          </w:rPr>
+          <w:fldChar w:fldCharType="begin"/>
+        </w:r>
+        <w:r>
+          <w:rPr>
+            <w:noProof/>
+            <w:webHidden/>
+          </w:rPr>
+          <w:instrText xml:space="preserve"> PAGEREF _Toc231456810 \h </w:instrText>
+        </w:r>
+        <w:r>
+          <w:rPr>
+            <w:noProof/>
+            <w:webHidden/>
+          </w:rPr>
+        </w:r>
+        <w:r>
+          <w:rPr>
+            <w:noProof/>
+            <w:webHidden/>
+          </w:rPr>
+          <w:fldChar w:fldCharType="separate"/>
+        </w:r>
+        <w:r>
+          <w:rPr>
+            <w:noProof/>
+            <w:webHidden/>
+          </w:rPr>
+          <w:t>6</w:t>
+        </w:r>
+        <w:r>
+          <w:rPr>
+            <w:noProof/>
+            <w:webHidden/>
+          </w:rPr>
+          <w:fldChar w:fldCharType="end"/>
+        </w:r>
+      </w:hyperlink>
+    </w:p>
+    <w:p>
+      <w:pPr>
+        <w:pStyle w:val="2a"/>
+        <w:tabs>
+          <w:tab w:val="right" w:leader="dot" w:pos="9112"/>
+        </w:tabs>
+        <w:rPr>
+          <w:noProof/>
+        </w:rPr>
+      </w:pPr>
+      <w:hyperlink w:anchor="_Toc231456811" w:history="1">
+        <w:r>
+          <w:rPr>
+            <w:rStyle w:val="affa"/>
+            <w:rFonts w:hint="eastAsia"/>
+            <w:noProof/>
+          </w:rPr>
+          <w:t>第一節　控制變因</w:t>
+        </w:r>
+        <w:r>
+          <w:rPr>
+            <w:noProof/>
+            <w:webHidden/>
+          </w:rPr>
+          <w:tab/>
+        </w:r>
+        <w:r>
+          <w:rPr>
+            <w:noProof/>
+            <w:webHidden/>
+          </w:rPr>
+          <w:fldChar w:fldCharType="begin"/>
+        </w:r>
+        <w:r>
+          <w:rPr>
+            <w:noProof/>
+            <w:webHidden/>
+          </w:rPr>
+          <w:instrText xml:space="preserve"> PAGEREF _Toc231456811 \h </w:instrText>
+        </w:r>
+        <w:r>
+          <w:rPr>
+            <w:noProof/>
+            <w:webHidden/>
+          </w:rPr>
+        </w:r>
+        <w:r>
+          <w:rPr>
+            <w:noProof/>
+            <w:webHidden/>
+          </w:rPr>
+          <w:fldChar w:fldCharType="separate"/>
+        </w:r>
+        <w:r>
+          <w:rPr>
+            <w:noProof/>
+            <w:webHidden/>
+          </w:rPr>
+          <w:t>6</w:t>
+        </w:r>
+        <w:r>
+          <w:rPr>
+            <w:noProof/>
+            <w:webHidden/>
+          </w:rPr>
+          <w:fldChar w:fldCharType="end"/>
+        </w:r>
+      </w:hyperlink>
+    </w:p>
+    <w:p>
+      <w:pPr>
+        <w:pStyle w:val="2a"/>
+        <w:tabs>
+          <w:tab w:val="right" w:leader="dot" w:pos="9112"/>
+        </w:tabs>
+        <w:rPr>
+          <w:noProof/>
+        </w:rPr>
+      </w:pPr>
+      <w:hyperlink w:anchor="_Toc231456812" w:history="1">
+        <w:r>
+          <w:rPr>
+            <w:rStyle w:val="affa"/>
+            <w:rFonts w:hint="eastAsia"/>
+            <w:noProof/>
+          </w:rPr>
+          <w:t>第二節　自變數：尺寸抽取方法</w:t>
+        </w:r>
+        <w:r>
+          <w:rPr>
+            <w:noProof/>
+            <w:webHidden/>
+          </w:rPr>
+          <w:tab/>
+        </w:r>
+        <w:r>
+          <w:rPr>
+            <w:noProof/>
+            <w:webHidden/>
+          </w:rPr>
+          <w:fldChar w:fldCharType="begin"/>
+        </w:r>
+        <w:r>
+          <w:rPr>
+            <w:noProof/>
+            <w:webHidden/>
+          </w:rPr>
+          <w:instrText xml:space="preserve"> PAGEREF _Toc231456812 \h </w:instrText>
+        </w:r>
+        <w:r>
+          <w:rPr>
+            <w:noProof/>
+            <w:webHidden/>
+          </w:rPr>
+        </w:r>
+        <w:r>
+          <w:rPr>
+            <w:noProof/>
+            <w:webHidden/>
+          </w:rPr>
+          <w:fldChar w:fldCharType="separate"/>
+        </w:r>
+        <w:r>
+          <w:rPr>
+            <w:noProof/>
+            <w:webHidden/>
+          </w:rPr>
+          <w:t>6</w:t>
+        </w:r>
+        <w:r>
+          <w:rPr>
+            <w:noProof/>
+            <w:webHidden/>
+          </w:rPr>
+          <w:fldChar w:fldCharType="end"/>
+        </w:r>
+      </w:hyperlink>
+    </w:p>
+    <w:p>
+      <w:pPr>
+        <w:pStyle w:val="2a"/>
+        <w:tabs>
+          <w:tab w:val="right" w:leader="dot" w:pos="9112"/>
+        </w:tabs>
+        <w:rPr>
+          <w:noProof/>
+        </w:rPr>
+      </w:pPr>
+      <w:hyperlink w:anchor="_Toc231456813" w:history="1">
+        <w:r>
+          <w:rPr>
+            <w:rStyle w:val="affa"/>
+            <w:rFonts w:hint="eastAsia"/>
+            <w:noProof/>
+          </w:rPr>
+          <w:t>第三節　零</w:t>
+        </w:r>
+        <w:r>
+          <w:rPr>
+            <w:rStyle w:val="affa"/>
+            <w:noProof/>
+          </w:rPr>
+          <w:t xml:space="preserve"> overfit </w:t>
+        </w:r>
+        <w:r>
+          <w:rPr>
+            <w:rStyle w:val="affa"/>
+            <w:rFonts w:hint="eastAsia"/>
+            <w:noProof/>
+          </w:rPr>
+          <w:t>的通用物理規則</w:t>
+        </w:r>
+        <w:r>
+          <w:rPr>
+            <w:noProof/>
+            <w:webHidden/>
+          </w:rPr>
+          <w:tab/>
+        </w:r>
+        <w:r>
+          <w:rPr>
+            <w:noProof/>
+            <w:webHidden/>
+          </w:rPr>
+          <w:fldChar w:fldCharType="begin"/>
+        </w:r>
+        <w:r>
+          <w:rPr>
+            <w:noProof/>
+            <w:webHidden/>
+          </w:rPr>
+          <w:instrText xml:space="preserve"> PAGEREF _Toc231456813 \h </w:instrText>
+        </w:r>
+        <w:r>
+          <w:rPr>
+            <w:noProof/>
+            <w:webHidden/>
+          </w:rPr>
+        </w:r>
+        <w:r>
+          <w:rPr>
+            <w:noProof/>
+            <w:webHidden/>
+          </w:rPr>
+          <w:fldChar w:fldCharType="separate"/>
+        </w:r>
+        <w:r>
+          <w:rPr>
+            <w:noProof/>
+            <w:webHidden/>
+          </w:rPr>
+          <w:t>7</w:t>
+        </w:r>
+        <w:r>
+          <w:rPr>
+            <w:noProof/>
+            <w:webHidden/>
+          </w:rPr>
+          <w:fldChar w:fldCharType="end"/>
+        </w:r>
+      </w:hyperlink>
+    </w:p>
+    <w:p>
+      <w:pPr>
+        <w:pStyle w:val="14"/>
+        <w:tabs>
+          <w:tab w:val="right" w:leader="dot" w:pos="9112"/>
+        </w:tabs>
+        <w:rPr>
+          <w:noProof/>
+        </w:rPr>
+      </w:pPr>
+      <w:hyperlink w:anchor="_Toc231456814" w:history="1">
+        <w:r>
+          <w:rPr>
+            <w:rStyle w:val="affa"/>
+            <w:rFonts w:hint="eastAsia"/>
+            <w:noProof/>
+          </w:rPr>
+          <w:t>第四章　結果與分析</w:t>
+        </w:r>
+        <w:r>
+          <w:rPr>
+            <w:noProof/>
+            <w:webHidden/>
+          </w:rPr>
+          <w:tab/>
+        </w:r>
+        <w:r>
+          <w:rPr>
+            <w:noProof/>
+            <w:webHidden/>
+          </w:rPr>
+          <w:fldChar w:fldCharType="begin"/>
+        </w:r>
+        <w:r>
+          <w:rPr>
+            <w:noProof/>
+            <w:webHidden/>
+          </w:rPr>
+          <w:instrText xml:space="preserve"> PAGEREF _Toc231456814 \h </w:instrText>
+        </w:r>
+        <w:r>
+          <w:rPr>
+            <w:noProof/>
+            <w:webHidden/>
+          </w:rPr>
+        </w:r>
+        <w:r>
+          <w:rPr>
+            <w:noProof/>
+            <w:webHidden/>
+          </w:rPr>
+          <w:fldChar w:fldCharType="separate"/>
+        </w:r>
+        <w:r>
+          <w:rPr>
+            <w:noProof/>
+            <w:webHidden/>
+          </w:rPr>
+          <w:t>8</w:t>
+        </w:r>
+        <w:r>
+          <w:rPr>
+            <w:noProof/>
+            <w:webHidden/>
+          </w:rPr>
+          <w:fldChar w:fldCharType="end"/>
+        </w:r>
+      </w:hyperlink>
+    </w:p>
+    <w:p>
+      <w:pPr>
+        <w:pStyle w:val="2a"/>
+        <w:tabs>
+          <w:tab w:val="right" w:leader="dot" w:pos="9112"/>
+        </w:tabs>
+        <w:rPr>
+          <w:noProof/>
+        </w:rPr>
+      </w:pPr>
+      <w:hyperlink w:anchor="_Toc231456815" w:history="1">
+        <w:r>
+          <w:rPr>
+            <w:rStyle w:val="affa"/>
+            <w:rFonts w:hint="eastAsia"/>
+            <w:noProof/>
+          </w:rPr>
+          <w:t>第一節　整體準確率</w:t>
+        </w:r>
+        <w:r>
+          <w:rPr>
+            <w:noProof/>
+            <w:webHidden/>
+          </w:rPr>
+          <w:tab/>
+        </w:r>
+        <w:r>
+          <w:rPr>
+            <w:noProof/>
+            <w:webHidden/>
+          </w:rPr>
+          <w:fldChar w:fldCharType="begin"/>
+        </w:r>
+        <w:r>
+          <w:rPr>
+            <w:noProof/>
+            <w:webHidden/>
+          </w:rPr>
+          <w:instrText xml:space="preserve"> PAGEREF _Toc231456815 \h </w:instrText>
+        </w:r>
+        <w:r>
+          <w:rPr>
+            <w:noProof/>
+            <w:webHidden/>
+          </w:rPr>
+        </w:r>
+        <w:r>
+          <w:rPr>
+            <w:noProof/>
+            <w:webHidden/>
+          </w:rPr>
+          <w:fldChar w:fldCharType="separate"/>
+        </w:r>
+        <w:r>
+          <w:rPr>
+            <w:noProof/>
+            <w:webHidden/>
+          </w:rPr>
+          <w:t>8</w:t>
+        </w:r>
+        <w:r>
+          <w:rPr>
+            <w:noProof/>
+            <w:webHidden/>
+          </w:rPr>
+          <w:fldChar w:fldCharType="end"/>
+        </w:r>
+      </w:hyperlink>
+    </w:p>
+    <w:p>
+      <w:pPr>
+        <w:pStyle w:val="2a"/>
+        <w:tabs>
+          <w:tab w:val="right" w:leader="dot" w:pos="9112"/>
+        </w:tabs>
+        <w:rPr>
+          <w:noProof/>
+        </w:rPr>
+      </w:pPr>
+      <w:hyperlink w:anchor="_Toc231456816" w:history="1">
+        <w:r>
+          <w:rPr>
+            <w:rStyle w:val="affa"/>
+            <w:rFonts w:hint="eastAsia"/>
+            <w:noProof/>
+          </w:rPr>
+          <w:t>第二節　各元件準確率</w:t>
+        </w:r>
+        <w:r>
+          <w:rPr>
+            <w:noProof/>
+            <w:webHidden/>
+          </w:rPr>
+          <w:tab/>
+        </w:r>
+        <w:r>
+          <w:rPr>
+            <w:noProof/>
+            <w:webHidden/>
+          </w:rPr>
+          <w:fldChar w:fldCharType="begin"/>
+        </w:r>
+        <w:r>
+          <w:rPr>
+            <w:noProof/>
+            <w:webHidden/>
+          </w:rPr>
+          <w:instrText xml:space="preserve"> PAGEREF _Toc231456816 \h </w:instrText>
+        </w:r>
+        <w:r>
+          <w:rPr>
+            <w:noProof/>
+            <w:webHidden/>
+          </w:rPr>
+        </w:r>
+        <w:r>
+          <w:rPr>
+            <w:noProof/>
+            <w:webHidden/>
+          </w:rPr>
+          <w:fldChar w:fldCharType="separate"/>
+        </w:r>
+        <w:r>
+          <w:rPr>
+            <w:noProof/>
+            <w:webHidden/>
+          </w:rPr>
+          <w:t>8</w:t>
+        </w:r>
+        <w:r>
+          <w:rPr>
+            <w:noProof/>
+            <w:webHidden/>
+          </w:rPr>
+          <w:fldChar w:fldCharType="end"/>
+        </w:r>
+      </w:hyperlink>
+    </w:p>
+    <w:p>
+      <w:pPr>
+        <w:pStyle w:val="2a"/>
+        <w:tabs>
+          <w:tab w:val="right" w:leader="dot" w:pos="9112"/>
+        </w:tabs>
+        <w:rPr>
+          <w:noProof/>
+        </w:rPr>
+      </w:pPr>
+      <w:hyperlink w:anchor="_Toc231456817" w:history="1">
+        <w:r>
+          <w:rPr>
+            <w:rStyle w:val="affa"/>
+            <w:rFonts w:hint="eastAsia"/>
+            <w:noProof/>
+          </w:rPr>
+          <w:t>第三節　各欄位準確率</w:t>
+        </w:r>
+        <w:r>
+          <w:rPr>
+            <w:noProof/>
+            <w:webHidden/>
+          </w:rPr>
+          <w:tab/>
+        </w:r>
+        <w:r>
+          <w:rPr>
+            <w:noProof/>
+            <w:webHidden/>
+          </w:rPr>
+          <w:fldChar w:fldCharType="begin"/>
+        </w:r>
+        <w:r>
+          <w:rPr>
+            <w:noProof/>
+            <w:webHidden/>
+          </w:rPr>
+          <w:instrText xml:space="preserve"> PAGEREF _Toc231456817 \h </w:instrText>
+        </w:r>
+        <w:r>
+          <w:rPr>
+            <w:noProof/>
+            <w:webHidden/>
+          </w:rPr>
+        </w:r>
+        <w:r>
+          <w:rPr>
+            <w:noProof/>
+            <w:webHidden/>
+          </w:rPr>
+          <w:fldChar w:fldCharType="separate"/>
+        </w:r>
+        <w:r>
+          <w:rPr>
+            <w:noProof/>
+            <w:webHidden/>
+          </w:rPr>
+          <w:t>9</w:t>
+        </w:r>
+        <w:r>
+          <w:rPr>
+            <w:noProof/>
+            <w:webHidden/>
+          </w:rPr>
+          <w:fldChar w:fldCharType="end"/>
+        </w:r>
+      </w:hyperlink>
+    </w:p>
+    <w:p>
+      <w:pPr>
+        <w:pStyle w:val="2a"/>
+        <w:tabs>
+          <w:tab w:val="right" w:leader="dot" w:pos="9112"/>
+        </w:tabs>
+        <w:rPr>
+          <w:noProof/>
+        </w:rPr>
+      </w:pPr>
+      <w:hyperlink w:anchor="_Toc231456818" w:history="1">
+        <w:r>
+          <w:rPr>
+            <w:rStyle w:val="affa"/>
+            <w:rFonts w:hint="eastAsia"/>
+            <w:noProof/>
+          </w:rPr>
+          <w:t>第四節　錯誤欄位分析</w:t>
+        </w:r>
+        <w:r>
+          <w:rPr>
+            <w:noProof/>
+            <w:webHidden/>
+          </w:rPr>
+          <w:tab/>
+        </w:r>
+        <w:r>
+          <w:rPr>
+            <w:noProof/>
+            <w:webHidden/>
+          </w:rPr>
+          <w:fldChar w:fldCharType="begin"/>
+        </w:r>
+        <w:r>
+          <w:rPr>
+            <w:noProof/>
+            <w:webHidden/>
+          </w:rPr>
+          <w:instrText xml:space="preserve"> PAGEREF _Toc231456818 \h </w:instrText>
+        </w:r>
+        <w:r>
+          <w:rPr>
+            <w:noProof/>
+            <w:webHidden/>
+          </w:rPr>
+        </w:r>
+        <w:r>
+          <w:rPr>
+            <w:noProof/>
+            <w:webHidden/>
+          </w:rPr>
+          <w:fldChar w:fldCharType="separate"/>
+        </w:r>
+        <w:r>
+          <w:rPr>
+            <w:noProof/>
+            <w:webHidden/>
+          </w:rPr>
+          <w:t>9</w:t>
+        </w:r>
+        <w:r>
+          <w:rPr>
+            <w:noProof/>
+            <w:webHidden/>
+          </w:rPr>
+          <w:fldChar w:fldCharType="end"/>
+        </w:r>
+      </w:hyperlink>
+    </w:p>
+    <w:p>
+      <w:pPr>
+        <w:pStyle w:val="14"/>
+        <w:tabs>
+          <w:tab w:val="right" w:leader="dot" w:pos="9112"/>
+        </w:tabs>
+        <w:rPr>
+          <w:noProof/>
+        </w:rPr>
+      </w:pPr>
+      <w:hyperlink w:anchor="_Toc231456819" w:history="1">
+        <w:r>
+          <w:rPr>
+            <w:rStyle w:val="affa"/>
+            <w:rFonts w:hint="eastAsia"/>
+            <w:noProof/>
+          </w:rPr>
+          <w:t>第五章　討論</w:t>
+        </w:r>
+        <w:r>
+          <w:rPr>
+            <w:noProof/>
+            <w:webHidden/>
+          </w:rPr>
+          <w:tab/>
+        </w:r>
+        <w:r>
+          <w:rPr>
+            <w:noProof/>
+            <w:webHidden/>
+          </w:rPr>
+          <w:fldChar w:fldCharType="begin"/>
+        </w:r>
+        <w:r>
+          <w:rPr>
+            <w:noProof/>
+            <w:webHidden/>
+          </w:rPr>
+          <w:instrText xml:space="preserve"> PAGEREF _Toc231456819 \h </w:instrText>
+        </w:r>
+        <w:r>
+          <w:rPr>
+            <w:noProof/>
+            <w:webHidden/>
+          </w:rPr>
+        </w:r>
+        <w:r>
+          <w:rPr>
+            <w:noProof/>
+            <w:webHidden/>
+          </w:rPr>
+          <w:fldChar w:fldCharType="separate"/>
+        </w:r>
+        <w:r>
+          <w:rPr>
+            <w:noProof/>
+            <w:webHidden/>
+          </w:rPr>
+          <w:t>11</w:t>
+        </w:r>
+        <w:r>
+          <w:rPr>
+            <w:noProof/>
+            <w:webHidden/>
+          </w:rPr>
+          <w:fldChar w:fldCharType="end"/>
+        </w:r>
+      </w:hyperlink>
+    </w:p>
+    <w:p>
+      <w:pPr>
+        <w:pStyle w:val="2a"/>
+        <w:tabs>
+          <w:tab w:val="right" w:leader="dot" w:pos="9112"/>
+        </w:tabs>
+        <w:rPr>
+          <w:noProof/>
+        </w:rPr>
+      </w:pPr>
+      <w:hyperlink w:anchor="_Toc231456820" w:history="1">
+        <w:r>
+          <w:rPr>
+            <w:rStyle w:val="affa"/>
+            <w:rFonts w:hint="eastAsia"/>
+            <w:noProof/>
+          </w:rPr>
+          <w:t>第一節　為什麼這</w:t>
+        </w:r>
+        <w:r>
+          <w:rPr>
+            <w:rStyle w:val="affa"/>
+            <w:noProof/>
+          </w:rPr>
+          <w:t xml:space="preserve"> 91 </w:t>
+        </w:r>
+        <w:r>
+          <w:rPr>
+            <w:rStyle w:val="affa"/>
+            <w:rFonts w:hint="eastAsia"/>
+            <w:noProof/>
+          </w:rPr>
+          <w:t>格不是背答案（零</w:t>
+        </w:r>
+        <w:r>
+          <w:rPr>
+            <w:rStyle w:val="affa"/>
+            <w:noProof/>
+          </w:rPr>
+          <w:t xml:space="preserve"> overfit </w:t>
+        </w:r>
+        <w:r>
+          <w:rPr>
+            <w:rStyle w:val="affa"/>
+            <w:rFonts w:hint="eastAsia"/>
+            <w:noProof/>
+          </w:rPr>
+          <w:t>論證）</w:t>
+        </w:r>
+        <w:r>
+          <w:rPr>
+            <w:noProof/>
+            <w:webHidden/>
+          </w:rPr>
+          <w:tab/>
+        </w:r>
+        <w:r>
+          <w:rPr>
+            <w:noProof/>
+            <w:webHidden/>
+          </w:rPr>
+          <w:fldChar w:fldCharType="begin"/>
+        </w:r>
+        <w:r>
+          <w:rPr>
+            <w:noProof/>
+            <w:webHidden/>
+          </w:rPr>
+          <w:instrText xml:space="preserve"> PAGEREF _Toc231456820 \h </w:instrText>
+        </w:r>
+        <w:r>
+          <w:rPr>
+            <w:noProof/>
+            <w:webHidden/>
+          </w:rPr>
+        </w:r>
+        <w:r>
+          <w:rPr>
+            <w:noProof/>
+            <w:webHidden/>
+          </w:rPr>
+          <w:fldChar w:fldCharType="separate"/>
+        </w:r>
+        <w:r>
+          <w:rPr>
+            <w:noProof/>
+            <w:webHidden/>
+          </w:rPr>
+          <w:t>11</w:t>
+        </w:r>
+        <w:r>
+          <w:rPr>
+            <w:noProof/>
+            <w:webHidden/>
+          </w:rPr>
+          <w:fldChar w:fldCharType="end"/>
+        </w:r>
+      </w:hyperlink>
+    </w:p>
+    <w:p>
+      <w:pPr>
+        <w:pStyle w:val="2a"/>
+        <w:tabs>
+          <w:tab w:val="right" w:leader="dot" w:pos="9112"/>
+        </w:tabs>
+        <w:rPr>
+          <w:noProof/>
+        </w:rPr>
+      </w:pPr>
+      <w:hyperlink w:anchor="_Toc231456821" w:history="1">
+        <w:r>
+          <w:rPr>
+            <w:rStyle w:val="affa"/>
+            <w:rFonts w:hint="eastAsia"/>
+            <w:noProof/>
+          </w:rPr>
+          <w:t>第二節　尺寸抽取方法的學術對照實驗</w:t>
+        </w:r>
+        <w:r>
+          <w:rPr>
+            <w:noProof/>
+            <w:webHidden/>
+          </w:rPr>
+          <w:tab/>
+        </w:r>
+        <w:r>
+          <w:rPr>
+            <w:noProof/>
+            <w:webHidden/>
+          </w:rPr>
+          <w:fldChar w:fldCharType="begin"/>
+        </w:r>
+        <w:r>
+          <w:rPr>
+            <w:noProof/>
+            <w:webHidden/>
+          </w:rPr>
+          <w:instrText xml:space="preserve"> PAGEREF _Toc231456821 \h </w:instrText>
+        </w:r>
+        <w:r>
+          <w:rPr>
+            <w:noProof/>
+            <w:webHidden/>
+          </w:rPr>
+        </w:r>
+        <w:r>
+          <w:rPr>
+            <w:noProof/>
+            <w:webHidden/>
+          </w:rPr>
+          <w:fldChar w:fldCharType="separate"/>
+        </w:r>
+        <w:r>
+          <w:rPr>
+            <w:noProof/>
+            <w:webHidden/>
+          </w:rPr>
+          <w:t>12</w:t>
+        </w:r>
+        <w:r>
+          <w:rPr>
+            <w:noProof/>
+            <w:webHidden/>
+          </w:rPr>
+          <w:fldChar w:fldCharType="end"/>
+        </w:r>
+      </w:hyperlink>
+    </w:p>
+    <w:p>
+      <w:pPr>
+        <w:pStyle w:val="2a"/>
+        <w:tabs>
+          <w:tab w:val="right" w:leader="dot" w:pos="9112"/>
+        </w:tabs>
+        <w:rPr>
+          <w:noProof/>
+        </w:rPr>
+      </w:pPr>
+      <w:hyperlink w:anchor="_Toc231456822" w:history="1">
+        <w:r>
+          <w:rPr>
+            <w:rStyle w:val="affa"/>
+            <w:rFonts w:hint="eastAsia"/>
+            <w:noProof/>
+          </w:rPr>
+          <w:t>第三節　版本演進與三大發現</w:t>
+        </w:r>
+        <w:r>
+          <w:rPr>
+            <w:noProof/>
+            <w:webHidden/>
+          </w:rPr>
+          <w:tab/>
+        </w:r>
+        <w:r>
+          <w:rPr>
+            <w:noProof/>
+            <w:webHidden/>
+          </w:rPr>
+          <w:fldChar w:fldCharType="begin"/>
+        </w:r>
+        <w:r>
+          <w:rPr>
+            <w:noProof/>
+            <w:webHidden/>
+          </w:rPr>
+          <w:instrText xml:space="preserve"> PAGEREF _Toc231456822 \h </w:instrText>
+        </w:r>
+        <w:r>
+          <w:rPr>
+            <w:noProof/>
+            <w:webHidden/>
+          </w:rPr>
+        </w:r>
+        <w:r>
+          <w:rPr>
+            <w:noProof/>
+            <w:webHidden/>
+          </w:rPr>
+          <w:fldChar w:fldCharType="separate"/>
+        </w:r>
+        <w:r>
+          <w:rPr>
+            <w:noProof/>
+            <w:webHidden/>
+          </w:rPr>
+          <w:t>16</w:t>
+        </w:r>
+        <w:r>
+          <w:rPr>
+            <w:noProof/>
+            <w:webHidden/>
+          </w:rPr>
+          <w:fldChar w:fldCharType="end"/>
+        </w:r>
+      </w:hyperlink>
+    </w:p>
+    <w:p>
+      <w:pPr>
+        <w:pStyle w:val="2a"/>
+        <w:tabs>
+          <w:tab w:val="right" w:leader="dot" w:pos="9112"/>
+        </w:tabs>
+        <w:rPr>
+          <w:noProof/>
+        </w:rPr>
+      </w:pPr>
+      <w:hyperlink w:anchor="_Toc231456823" w:history="1">
+        <w:r>
+          <w:rPr>
+            <w:rStyle w:val="affa"/>
+            <w:rFonts w:hint="eastAsia"/>
+            <w:noProof/>
+          </w:rPr>
+          <w:t>第四節　繳交檔案決策</w:t>
+        </w:r>
+        <w:r>
+          <w:rPr>
+            <w:noProof/>
+            <w:webHidden/>
+          </w:rPr>
+          <w:tab/>
+        </w:r>
+        <w:r>
+          <w:rPr>
+            <w:noProof/>
+            <w:webHidden/>
+          </w:rPr>
+          <w:fldChar w:fldCharType="begin"/>
+        </w:r>
+        <w:r>
+          <w:rPr>
+            <w:noProof/>
+            <w:webHidden/>
+          </w:rPr>
+          <w:instrText xml:space="preserve"> PAGEREF _Toc231456823 \h </w:instrText>
+        </w:r>
+        <w:r>
+          <w:rPr>
+            <w:noProof/>
+            <w:webHidden/>
+          </w:rPr>
+        </w:r>
+        <w:r>
+          <w:rPr>
+            <w:noProof/>
+            <w:webHidden/>
+          </w:rPr>
+          <w:fldChar w:fldCharType="separate"/>
+        </w:r>
+        <w:r>
+          <w:rPr>
+            <w:noProof/>
+            <w:webHidden/>
+          </w:rPr>
+          <w:t>17</w:t>
+        </w:r>
+        <w:r>
+          <w:rPr>
+            <w:noProof/>
+            <w:webHidden/>
+          </w:rPr>
+          <w:fldChar w:fldCharType="end"/>
+        </w:r>
+      </w:hyperlink>
+    </w:p>
+    <w:p>
+      <w:pPr>
+        <w:pStyle w:val="14"/>
+        <w:tabs>
+          <w:tab w:val="right" w:leader="dot" w:pos="9112"/>
+        </w:tabs>
+        <w:rPr>
+          <w:noProof/>
+        </w:rPr>
+      </w:pPr>
+      <w:hyperlink w:anchor="_Toc231456824" w:history="1">
+        <w:r>
+          <w:rPr>
+            <w:rStyle w:val="affa"/>
+            <w:rFonts w:hint="eastAsia"/>
+            <w:noProof/>
+          </w:rPr>
+          <w:t>第六章　結論與反思</w:t>
+        </w:r>
+        <w:r>
+          <w:rPr>
+            <w:noProof/>
+            <w:webHidden/>
+          </w:rPr>
+          <w:tab/>
+        </w:r>
+        <w:r>
+          <w:rPr>
+            <w:noProof/>
+            <w:webHidden/>
+          </w:rPr>
+          <w:fldChar w:fldCharType="begin"/>
+        </w:r>
+        <w:r>
+          <w:rPr>
+            <w:noProof/>
+            <w:webHidden/>
+          </w:rPr>
+          <w:instrText xml:space="preserve"> PAGEREF _Toc231456824 \h </w:instrText>
+        </w:r>
+        <w:r>
+          <w:rPr>
+            <w:noProof/>
+            <w:webHidden/>
+          </w:rPr>
+        </w:r>
+        <w:r>
+          <w:rPr>
+            <w:noProof/>
+            <w:webHidden/>
+          </w:rPr>
+          <w:fldChar w:fldCharType="separate"/>
+        </w:r>
+        <w:r>
+          <w:rPr>
+            <w:noProof/>
+            <w:webHidden/>
+          </w:rPr>
+          <w:t>18</w:t>
+        </w:r>
+        <w:r>
+          <w:rPr>
+            <w:noProof/>
+            <w:webHidden/>
+          </w:rPr>
+          <w:fldChar w:fldCharType="end"/>
+        </w:r>
+      </w:hyperlink>
+    </w:p>
+    <w:p>
+      <w:pPr>
+        <w:pStyle w:val="2a"/>
+        <w:tabs>
+          <w:tab w:val="right" w:leader="dot" w:pos="9112"/>
+        </w:tabs>
+        <w:rPr>
+          <w:noProof/>
+        </w:rPr>
+      </w:pPr>
+      <w:hyperlink w:anchor="_Toc231456825" w:history="1">
+        <w:r>
+          <w:rPr>
+            <w:rStyle w:val="affa"/>
+            <w:rFonts w:hint="eastAsia"/>
+            <w:noProof/>
+          </w:rPr>
+          <w:t>第一節　跑分上升不等於方法變好</w:t>
+        </w:r>
+        <w:r>
+          <w:rPr>
+            <w:noProof/>
+            <w:webHidden/>
+          </w:rPr>
+          <w:tab/>
+        </w:r>
+        <w:r>
+          <w:rPr>
+            <w:noProof/>
+            <w:webHidden/>
+          </w:rPr>
+          <w:fldChar w:fldCharType="begin"/>
+        </w:r>
+        <w:r>
+          <w:rPr>
+            <w:noProof/>
+            <w:webHidden/>
+          </w:rPr>
+          <w:instrText xml:space="preserve"> PAGEREF _Toc231456825 \h </w:instrText>
+        </w:r>
+        <w:r>
+          <w:rPr>
+            <w:noProof/>
+            <w:webHidden/>
+          </w:rPr>
+        </w:r>
+        <w:r>
+          <w:rPr>
+            <w:noProof/>
+            <w:webHidden/>
+          </w:rPr>
+          <w:fldChar w:fldCharType="separate"/>
+        </w:r>
+        <w:r>
+          <w:rPr>
+            <w:noProof/>
+            <w:webHidden/>
+          </w:rPr>
+          <w:t>18</w:t>
+        </w:r>
+        <w:r>
+          <w:rPr>
+            <w:noProof/>
+            <w:webHidden/>
+          </w:rPr>
+          <w:fldChar w:fldCharType="end"/>
+        </w:r>
+      </w:hyperlink>
+    </w:p>
+    <w:p>
+      <w:pPr>
+        <w:pStyle w:val="2a"/>
+        <w:tabs>
+          <w:tab w:val="right" w:leader="dot" w:pos="9112"/>
+        </w:tabs>
+        <w:rPr>
+          <w:noProof/>
+        </w:rPr>
+      </w:pPr>
+      <w:hyperlink w:anchor="_Toc231456826" w:history="1">
+        <w:r>
+          <w:rPr>
+            <w:rStyle w:val="affa"/>
+            <w:rFonts w:hint="eastAsia"/>
+            <w:noProof/>
+          </w:rPr>
+          <w:t>第二節　多模型投票是為了不依賴單一模型的判斷力</w:t>
+        </w:r>
+        <w:r>
+          <w:rPr>
+            <w:noProof/>
+            <w:webHidden/>
+          </w:rPr>
+          <w:tab/>
+        </w:r>
+        <w:r>
+          <w:rPr>
+            <w:noProof/>
+            <w:webHidden/>
+          </w:rPr>
+          <w:fldChar w:fldCharType="begin"/>
+        </w:r>
+        <w:r>
+          <w:rPr>
+            <w:noProof/>
+            <w:webHidden/>
+          </w:rPr>
+          <w:instrText xml:space="preserve"> PAGEREF _Toc231456826 \h </w:instrText>
+        </w:r>
+        <w:r>
+          <w:rPr>
+            <w:noProof/>
+            <w:webHidden/>
+          </w:rPr>
+        </w:r>
+        <w:r>
+          <w:rPr>
+            <w:noProof/>
+            <w:webHidden/>
+          </w:rPr>
+          <w:fldChar w:fldCharType="separate"/>
+        </w:r>
+        <w:r>
+          <w:rPr>
+            <w:noProof/>
+            <w:webHidden/>
+          </w:rPr>
+          <w:t>18</w:t>
+        </w:r>
+        <w:r>
+          <w:rPr>
+            <w:noProof/>
+            <w:webHidden/>
+          </w:rPr>
+          <w:fldChar w:fldCharType="end"/>
+        </w:r>
+      </w:hyperlink>
+    </w:p>
+    <w:p>
+      <w:pPr>
+        <w:pStyle w:val="2a"/>
+        <w:tabs>
+          <w:tab w:val="right" w:leader="dot" w:pos="9112"/>
+        </w:tabs>
+        <w:rPr>
+          <w:noProof/>
+        </w:rPr>
+      </w:pPr>
+      <w:hyperlink w:anchor="_Toc231456827" w:history="1">
+        <w:r>
+          <w:rPr>
+            <w:rStyle w:val="affa"/>
+            <w:rFonts w:hint="eastAsia"/>
+            <w:noProof/>
+          </w:rPr>
+          <w:t>第三節　能用</w:t>
+        </w:r>
+        <w:r>
+          <w:rPr>
+            <w:rStyle w:val="affa"/>
+            <w:noProof/>
+          </w:rPr>
+          <w:t xml:space="preserve"> schema / if-else </w:t>
+        </w:r>
+        <w:r>
+          <w:rPr>
+            <w:rStyle w:val="affa"/>
+            <w:rFonts w:hint="eastAsia"/>
+            <w:noProof/>
+          </w:rPr>
+          <w:t>判斷的事不要丟給</w:t>
+        </w:r>
+        <w:r>
+          <w:rPr>
+            <w:rStyle w:val="affa"/>
+            <w:noProof/>
+          </w:rPr>
+          <w:t xml:space="preserve"> AI</w:t>
+        </w:r>
+        <w:r>
+          <w:rPr>
+            <w:noProof/>
+            <w:webHidden/>
+          </w:rPr>
+          <w:tab/>
+        </w:r>
+        <w:r>
+          <w:rPr>
+            <w:noProof/>
+            <w:webHidden/>
+          </w:rPr>
+          <w:fldChar w:fldCharType="begin"/>
+        </w:r>
+        <w:r>
+          <w:rPr>
+            <w:noProof/>
+            <w:webHidden/>
+          </w:rPr>
+          <w:instrText xml:space="preserve"> PAGEREF _Toc231456827 \h </w:instrText>
+        </w:r>
+        <w:r>
+          <w:rPr>
+            <w:noProof/>
+            <w:webHidden/>
+          </w:rPr>
+        </w:r>
+        <w:r>
+          <w:rPr>
+            <w:noProof/>
+            <w:webHidden/>
+          </w:rPr>
+          <w:fldChar w:fldCharType="separate"/>
+        </w:r>
+        <w:r>
+          <w:rPr>
+            <w:noProof/>
+            <w:webHidden/>
+          </w:rPr>
+          <w:t>18</w:t>
+        </w:r>
+        <w:r>
+          <w:rPr>
+            <w:noProof/>
+            <w:webHidden/>
+          </w:rPr>
+          <w:fldChar w:fldCharType="end"/>
+        </w:r>
+      </w:hyperlink>
+    </w:p>
+    <w:p>
+      <w:pPr>
+        <w:pStyle w:val="2a"/>
+        <w:tabs>
+          <w:tab w:val="right" w:leader="dot" w:pos="9112"/>
+        </w:tabs>
+        <w:rPr>
+          <w:noProof/>
+        </w:rPr>
+      </w:pPr>
+      <w:hyperlink w:anchor="_Toc231456828" w:history="1">
+        <w:r>
+          <w:rPr>
+            <w:rStyle w:val="affa"/>
+            <w:rFonts w:hint="eastAsia"/>
+            <w:noProof/>
+          </w:rPr>
+          <w:t xml:space="preserve">第四節　</w:t>
+        </w:r>
+        <w:r>
+          <w:rPr>
+            <w:rStyle w:val="affa"/>
+            <w:noProof/>
+          </w:rPr>
+          <w:t xml:space="preserve">AI </w:t>
+        </w:r>
+        <w:r>
+          <w:rPr>
+            <w:rStyle w:val="affa"/>
+            <w:rFonts w:hint="eastAsia"/>
+            <w:noProof/>
+          </w:rPr>
+          <w:t>的論證要對到</w:t>
+        </w:r>
+        <w:r>
+          <w:rPr>
+            <w:rStyle w:val="affa"/>
+            <w:noProof/>
+          </w:rPr>
+          <w:t xml:space="preserve"> ground-truth </w:t>
+        </w:r>
+        <w:r>
+          <w:rPr>
+            <w:rStyle w:val="affa"/>
+            <w:rFonts w:hint="eastAsia"/>
+            <w:noProof/>
+          </w:rPr>
+          <w:t>才算數</w:t>
+        </w:r>
+        <w:r>
+          <w:rPr>
+            <w:noProof/>
+            <w:webHidden/>
+          </w:rPr>
+          <w:tab/>
+        </w:r>
+        <w:r>
+          <w:rPr>
+            <w:noProof/>
+            <w:webHidden/>
+          </w:rPr>
+          <w:fldChar w:fldCharType="begin"/>
+        </w:r>
+        <w:r>
+          <w:rPr>
+            <w:noProof/>
+            <w:webHidden/>
+          </w:rPr>
+          <w:instrText xml:space="preserve"> PAGEREF _Toc231456828 \h </w:instrText>
+        </w:r>
+        <w:r>
+          <w:rPr>
+            <w:noProof/>
+            <w:webHidden/>
+          </w:rPr>
+        </w:r>
+        <w:r>
+          <w:rPr>
+            <w:noProof/>
+            <w:webHidden/>
+          </w:rPr>
+          <w:fldChar w:fldCharType="separate"/>
+        </w:r>
+        <w:r>
+          <w:rPr>
+            <w:noProof/>
+            <w:webHidden/>
+          </w:rPr>
+          <w:t>19</w:t>
+        </w:r>
+        <w:r>
+          <w:rPr>
+            <w:noProof/>
+            <w:webHidden/>
+          </w:rPr>
+          <w:fldChar w:fldCharType="end"/>
+        </w:r>
+      </w:hyperlink>
+    </w:p>
+    <w:p>
+      <w:pPr>
+        <w:pStyle w:val="2a"/>
+        <w:tabs>
+          <w:tab w:val="right" w:leader="dot" w:pos="9112"/>
+        </w:tabs>
+        <w:rPr>
+          <w:noProof/>
+        </w:rPr>
+      </w:pPr>
+      <w:hyperlink w:anchor="_Toc231456829" w:history="1">
+        <w:r>
+          <w:rPr>
+            <w:rStyle w:val="affa"/>
+            <w:rFonts w:hint="eastAsia"/>
+            <w:noProof/>
+          </w:rPr>
+          <w:t>第五節　反</w:t>
+        </w:r>
+        <w:r>
+          <w:rPr>
+            <w:rStyle w:val="affa"/>
+            <w:noProof/>
+          </w:rPr>
+          <w:t xml:space="preserve"> overfit </w:t>
+        </w:r>
+        <w:r>
+          <w:rPr>
+            <w:rStyle w:val="affa"/>
+            <w:rFonts w:hint="eastAsia"/>
+            <w:noProof/>
+          </w:rPr>
+          <w:t>是設計階段的硬約束，不是事後檢查</w:t>
+        </w:r>
+        <w:r>
+          <w:rPr>
+            <w:noProof/>
+            <w:webHidden/>
+          </w:rPr>
+          <w:tab/>
+        </w:r>
+        <w:r>
+          <w:rPr>
+            <w:noProof/>
+            <w:webHidden/>
+          </w:rPr>
+          <w:fldChar w:fldCharType="begin"/>
+        </w:r>
+        <w:r>
+          <w:rPr>
+            <w:noProof/>
+            <w:webHidden/>
+          </w:rPr>
+          <w:instrText xml:space="preserve"> PAGEREF _Toc231456829 \h </w:instrText>
+        </w:r>
+        <w:r>
+          <w:rPr>
+            <w:noProof/>
+            <w:webHidden/>
+          </w:rPr>
+        </w:r>
+        <w:r>
+          <w:rPr>
+            <w:noProof/>
+            <w:webHidden/>
+          </w:rPr>
+          <w:fldChar w:fldCharType="separate"/>
+        </w:r>
+        <w:r>
+          <w:rPr>
+            <w:noProof/>
+            <w:webHidden/>
+          </w:rPr>
+          <w:t>19</w:t>
+        </w:r>
+        <w:r>
+          <w:rPr>
+            <w:noProof/>
+            <w:webHidden/>
+          </w:rPr>
+          <w:fldChar w:fldCharType="end"/>
+        </w:r>
+      </w:hyperlink>
+    </w:p>
+    <w:p>
+      <w:pPr>
+        <w:pStyle w:val="2a"/>
+        <w:tabs>
+          <w:tab w:val="right" w:leader="dot" w:pos="9112"/>
+        </w:tabs>
+        <w:rPr>
+          <w:noProof/>
+        </w:rPr>
+      </w:pPr>
+      <w:hyperlink w:anchor="_Toc231456830" w:history="1">
+        <w:r>
+          <w:rPr>
+            <w:rStyle w:val="affa"/>
+            <w:rFonts w:hint="eastAsia"/>
+            <w:noProof/>
+          </w:rPr>
+          <w:t xml:space="preserve">第六節　</w:t>
+        </w:r>
+        <w:r>
+          <w:rPr>
+            <w:rStyle w:val="affa"/>
+            <w:noProof/>
+          </w:rPr>
+          <w:t xml:space="preserve">AI </w:t>
+        </w:r>
+        <w:r>
+          <w:rPr>
+            <w:rStyle w:val="affa"/>
+            <w:rFonts w:hint="eastAsia"/>
+            <w:noProof/>
+          </w:rPr>
+          <w:t>容易</w:t>
+        </w:r>
+        <w:r>
+          <w:rPr>
+            <w:rStyle w:val="affa"/>
+            <w:noProof/>
+          </w:rPr>
+          <w:t xml:space="preserve"> over-engineer</w:t>
+        </w:r>
+        <w:r>
+          <w:rPr>
+            <w:rStyle w:val="affa"/>
+            <w:rFonts w:hint="eastAsia"/>
+            <w:noProof/>
+          </w:rPr>
+          <w:t>，要主動踩煞車</w:t>
+        </w:r>
+        <w:r>
+          <w:rPr>
+            <w:noProof/>
+            <w:webHidden/>
+          </w:rPr>
+          <w:tab/>
+        </w:r>
+        <w:r>
+          <w:rPr>
+            <w:noProof/>
+            <w:webHidden/>
+          </w:rPr>
+          <w:fldChar w:fldCharType="begin"/>
+        </w:r>
+        <w:r>
+          <w:rPr>
+            <w:noProof/>
+            <w:webHidden/>
+          </w:rPr>
+          <w:instrText xml:space="preserve"> PAGEREF _Toc231456830 \h </w:instrText>
+        </w:r>
+        <w:r>
+          <w:rPr>
+            <w:noProof/>
+            <w:webHidden/>
+          </w:rPr>
+        </w:r>
+        <w:r>
+          <w:rPr>
+            <w:noProof/>
+            <w:webHidden/>
+          </w:rPr>
+          <w:fldChar w:fldCharType="separate"/>
+        </w:r>
+        <w:r>
+          <w:rPr>
+            <w:noProof/>
+            <w:webHidden/>
+          </w:rPr>
+          <w:t>19</w:t>
+        </w:r>
+        <w:r>
+          <w:rPr>
+            <w:noProof/>
+            <w:webHidden/>
+          </w:rPr>
+          <w:fldChar w:fldCharType="end"/>
+        </w:r>
+      </w:hyperlink>
+    </w:p>
+    <w:p>
+      <w:pPr>
+        <w:pStyle w:val="14"/>
+        <w:tabs>
+          <w:tab w:val="right" w:leader="dot" w:pos="9112"/>
+        </w:tabs>
+        <w:rPr>
+          <w:noProof/>
+        </w:rPr>
+      </w:pPr>
+      <w:hyperlink w:anchor="_Toc231456831" w:history="1">
+        <w:r>
+          <w:rPr>
+            <w:rStyle w:val="affa"/>
+            <w:rFonts w:hint="eastAsia"/>
+            <w:noProof/>
+          </w:rPr>
+          <w:t>附錄　專案結構（模組化）</w:t>
+        </w:r>
+        <w:r>
+          <w:rPr>
+            <w:noProof/>
+            <w:webHidden/>
+          </w:rPr>
+          <w:tab/>
+        </w:r>
+        <w:r>
+          <w:rPr>
+            <w:noProof/>
+            <w:webHidden/>
+          </w:rPr>
+          <w:fldChar w:fldCharType="begin"/>
+        </w:r>
+        <w:r>
+          <w:rPr>
+            <w:noProof/>
+            <w:webHidden/>
+          </w:rPr>
+          <w:instrText xml:space="preserve"> PAGEREF _Toc231456831 \h </w:instrText>
+        </w:r>
+        <w:r>
+          <w:rPr>
+            <w:noProof/>
+            <w:webHidden/>
+          </w:rPr>
+        </w:r>
+        <w:r>
+          <w:rPr>
+            <w:noProof/>
+            <w:webHidden/>
+          </w:rPr>
+          <w:fldChar w:fldCharType="separate"/>
+        </w:r>
+        <w:r>
+          <w:rPr>
+            <w:noProof/>
+            <w:webHidden/>
+          </w:rPr>
+          <w:t>20</w:t>
+        </w:r>
+        <w:r>
+          <w:rPr>
+            <w:noProof/>
+            <w:webHidden/>
+          </w:rPr>
+          <w:fldChar w:fldCharType="end"/>
+        </w:r>
+      </w:hyperlink>
+    </w:p>
+    <w:p>
+      <w:r>
+        <w:fldChar w:fldCharType="end"/>
+      </w:r>
+    </w:p>
+    <w:p>
+      <w:pPr>
+        <w:spacing w:line="240" w:lineRule="auto"/>
+      </w:pPr>
+      <w:r>
+        <w:br w:type="page"/>
+      </w:r>
+    </w:p>
+    <w:p>
+      <w:pPr>
+        <w:spacing w:after="240" w:line="312" w:lineRule="auto"/>
+        <w:jc w:val="center"/>
+      </w:pPr>
+      <w:r>
+        <w:rPr>
+          <w:rFonts w:eastAsia="標楷體"/>
+          <w:b/>
+          <w:sz w:val="44"/>
+        </w:rPr>
+        <w:lastRenderedPageBreak/>
+        <w:t>表目次</w:t>
       </w:r>
     </w:p>
     <w:p>
@@ -232,92 +2663,34 @@
         <w:fldChar w:fldCharType="begin"/>
       </w:r>
       <w:r>
-        <w:instrText>TOC \o "1-2" \h \z \u</w:instrText>
+        <w:instrText>TOC \h \z \t "TableCaption,1"</w:instrText>
       </w:r>
       <w:r>
         <w:fldChar w:fldCharType="separate"/>
       </w:r>
-      <w:hyperlink w:anchor="_Toc231255518" w:history="1">
+      <w:hyperlink w:anchor="_Toc231456832" w:history="1">
         <w:r>
           <w:rPr>
             <w:rStyle w:val="affa"/>
             <w:rFonts w:hint="eastAsia"/>
             <w:noProof/>
           </w:rPr>
-          <w:t>第一章　緒論</w:t>
-        </w:r>
-        <w:r>
-          <w:rPr>
-            <w:noProof/>
-            <w:webHidden/>
-          </w:rPr>
-          <w:tab/>
-        </w:r>
-        <w:r>
-          <w:rPr>
-            <w:noProof/>
-            <w:webHidden/>
-          </w:rPr>
-          <w:fldChar w:fldCharType="begin"/>
-        </w:r>
-        <w:r>
-          <w:rPr>
-            <w:noProof/>
-            <w:webHidden/>
-          </w:rPr>
-          <w:instrText xml:space="preserve"> PAGEREF _Toc231255518 \h </w:instrText>
-        </w:r>
-        <w:r>
-          <w:rPr>
-            <w:noProof/>
-            <w:webHidden/>
-          </w:rPr>
-        </w:r>
-        <w:r>
-          <w:rPr>
-            <w:noProof/>
-            <w:webHidden/>
-          </w:rPr>
-          <w:fldChar w:fldCharType="separate"/>
-        </w:r>
-        <w:r>
-          <w:rPr>
-            <w:noProof/>
-            <w:webHidden/>
-          </w:rPr>
-          <w:t>1</w:t>
-        </w:r>
-        <w:r>
-          <w:rPr>
-            <w:noProof/>
-            <w:webHidden/>
-          </w:rPr>
-          <w:fldChar w:fldCharType="end"/>
-        </w:r>
-      </w:hyperlink>
-    </w:p>
-    <w:p>
-      <w:pPr>
-        <w:pStyle w:val="2a"/>
-        <w:tabs>
-          <w:tab w:val="right" w:leader="dot" w:pos="9112"/>
-        </w:tabs>
-        <w:rPr>
-          <w:rFonts w:hAnsiTheme="minorHAnsi"/>
-          <w:noProof/>
-          <w:kern w:val="2"/>
-          <w:lang w:eastAsia="zh-TW"/>
-          <w14:ligatures w14:val="standardContextual"/>
-        </w:rPr>
-      </w:pPr>
-      <w:hyperlink w:anchor="_Toc231255519" w:history="1">
+          <w:t>表</w:t>
+        </w:r>
+        <w:r>
+          <w:rPr>
+            <w:rStyle w:val="affa"/>
+            <w:noProof/>
+          </w:rPr>
+          <w:t xml:space="preserve"> 3-1</w:t>
+        </w:r>
         <w:r>
           <w:rPr>
             <w:rStyle w:val="affa"/>
             <w:rFonts w:hint="eastAsia"/>
             <w:noProof/>
           </w:rPr>
-          <w:t>第一節　研究背景與問題</w:t>
+          <w:t xml:space="preserve">　實驗控制變因</w:t>
         </w:r>
         <w:r>
           <w:rPr>
@@ -338,7 +2711,7 @@
             <w:noProof/>
             <w:webHidden/>
           </w:rPr>
-          <w:instrText xml:space="preserve"> PAGEREF _Toc231255519 \h </w:instrText>
+          <w:instrText xml:space="preserve"> PAGEREF _Toc231456832 \h </w:instrText>
         </w:r>
         <w:r>
           <w:rPr>
@@ -358,153 +2731,7 @@
             <w:noProof/>
             <w:webHidden/>
           </w:rPr>
-          <w:t>1</w:t>
-        </w:r>
-        <w:r>
-          <w:rPr>
-            <w:noProof/>
-            <w:webHidden/>
-          </w:rPr>
-          <w:fldChar w:fldCharType="end"/>
-        </w:r>
-      </w:hyperlink>
-    </w:p>
-    <w:p>
-      <w:pPr>
-        <w:pStyle w:val="2a"/>
-        <w:tabs>
-          <w:tab w:val="right" w:leader="dot" w:pos="9112"/>
-        </w:tabs>
-        <w:rPr>
-          <w:rFonts w:hAnsiTheme="minorHAnsi"/>
-          <w:noProof/>
-          <w:kern w:val="2"/>
-          <w:lang w:eastAsia="zh-TW"/>
-          <w14:ligatures w14:val="standardContextual"/>
-        </w:rPr>
-      </w:pPr>
-      <w:hyperlink w:anchor="_Toc231255520" w:history="1">
-        <w:r>
-          <w:rPr>
-            <w:rStyle w:val="affa"/>
-            <w:rFonts w:hint="eastAsia"/>
-            <w:noProof/>
-          </w:rPr>
-          <w:t>第二節　任務目標</w:t>
-        </w:r>
-        <w:r>
-          <w:rPr>
-            <w:noProof/>
-            <w:webHidden/>
-          </w:rPr>
-          <w:tab/>
-        </w:r>
-        <w:r>
-          <w:rPr>
-            <w:noProof/>
-            <w:webHidden/>
-          </w:rPr>
-          <w:fldChar w:fldCharType="begin"/>
-        </w:r>
-        <w:r>
-          <w:rPr>
-            <w:noProof/>
-            <w:webHidden/>
-          </w:rPr>
-          <w:instrText xml:space="preserve"> PAGEREF _Toc231255520 \h </w:instrText>
-        </w:r>
-        <w:r>
-          <w:rPr>
-            <w:noProof/>
-            <w:webHidden/>
-          </w:rPr>
-        </w:r>
-        <w:r>
-          <w:rPr>
-            <w:noProof/>
-            <w:webHidden/>
-          </w:rPr>
-          <w:fldChar w:fldCharType="separate"/>
-        </w:r>
-        <w:r>
-          <w:rPr>
-            <w:noProof/>
-            <w:webHidden/>
-          </w:rPr>
-          <w:t>1</w:t>
-        </w:r>
-        <w:r>
-          <w:rPr>
-            <w:noProof/>
-            <w:webHidden/>
-          </w:rPr>
-          <w:fldChar w:fldCharType="end"/>
-        </w:r>
-      </w:hyperlink>
-    </w:p>
-    <w:p>
-      <w:pPr>
-        <w:pStyle w:val="2a"/>
-        <w:tabs>
-          <w:tab w:val="right" w:leader="dot" w:pos="9112"/>
-        </w:tabs>
-        <w:rPr>
-          <w:rFonts w:hAnsiTheme="minorHAnsi"/>
-          <w:noProof/>
-          <w:kern w:val="2"/>
-          <w:lang w:eastAsia="zh-TW"/>
-          <w14:ligatures w14:val="standardContextual"/>
-        </w:rPr>
-      </w:pPr>
-      <w:hyperlink w:anchor="_Toc231255521" w:history="1">
-        <w:r>
-          <w:rPr>
-            <w:rStyle w:val="affa"/>
-            <w:rFonts w:hint="eastAsia"/>
-            <w:noProof/>
-          </w:rPr>
-          <w:t>第三節　計分基準與最終成果</w:t>
-        </w:r>
-        <w:r>
-          <w:rPr>
-            <w:noProof/>
-            <w:webHidden/>
-          </w:rPr>
-          <w:tab/>
-        </w:r>
-        <w:r>
-          <w:rPr>
-            <w:noProof/>
-            <w:webHidden/>
-          </w:rPr>
-          <w:fldChar w:fldCharType="begin"/>
-        </w:r>
-        <w:r>
-          <w:rPr>
-            <w:noProof/>
-            <w:webHidden/>
-          </w:rPr>
-          <w:instrText xml:space="preserve"> PAGEREF _Toc231255521 \h </w:instrText>
-        </w:r>
-        <w:r>
-          <w:rPr>
-            <w:noProof/>
-            <w:webHidden/>
-          </w:rPr>
-        </w:r>
-        <w:r>
-          <w:rPr>
-            <w:noProof/>
-            <w:webHidden/>
-          </w:rPr>
-          <w:fldChar w:fldCharType="separate"/>
-        </w:r>
-        <w:r>
-          <w:rPr>
-            <w:noProof/>
-            <w:webHidden/>
-          </w:rPr>
-          <w:t>1</w:t>
+          <w:t>6</w:t>
         </w:r>
         <w:r>
           <w:rPr>
@@ -529,102 +2756,29 @@
           <w14:ligatures w14:val="standardContextual"/>
         </w:rPr>
       </w:pPr>
-      <w:hyperlink w:anchor="_Toc231255522" w:history="1">
+      <w:hyperlink w:anchor="_Toc231456833" w:history="1">
         <w:r>
           <w:rPr>
             <w:rStyle w:val="affa"/>
             <w:rFonts w:hint="eastAsia"/>
             <w:noProof/>
           </w:rPr>
-          <w:t>第二章　系統方法</w:t>
-        </w:r>
-        <w:r>
-          <w:rPr>
-            <w:noProof/>
-            <w:webHidden/>
-          </w:rPr>
-          <w:tab/>
-        </w:r>
-        <w:r>
-          <w:rPr>
-            <w:noProof/>
-            <w:webHidden/>
-          </w:rPr>
-          <w:fldChar w:fldCharType="begin"/>
-        </w:r>
-        <w:r>
-          <w:rPr>
-            <w:noProof/>
-            <w:webHidden/>
-          </w:rPr>
-          <w:instrText xml:space="preserve"> PAGEREF _Toc231255522 \h </w:instrText>
-        </w:r>
-        <w:r>
-          <w:rPr>
-            <w:noProof/>
-            <w:webHidden/>
-          </w:rPr>
-        </w:r>
-        <w:r>
-          <w:rPr>
-            <w:noProof/>
-            <w:webHidden/>
-          </w:rPr>
-          <w:fldChar w:fldCharType="separate"/>
-        </w:r>
-        <w:r>
-          <w:rPr>
-            <w:noProof/>
-            <w:webHidden/>
-          </w:rPr>
-          <w:t>3</w:t>
-        </w:r>
-        <w:r>
-          <w:rPr>
-            <w:noProof/>
-            <w:webHidden/>
-          </w:rPr>
-          <w:fldChar w:fldCharType="end"/>
-        </w:r>
-      </w:hyperlink>
-    </w:p>
-    <w:p>
-      <w:pPr>
-        <w:pStyle w:val="2a"/>
-        <w:tabs>
-          <w:tab w:val="right" w:leader="dot" w:pos="9112"/>
-        </w:tabs>
-        <w:rPr>
-          <w:rFonts w:hAnsiTheme="minorHAnsi"/>
-          <w:noProof/>
-          <w:kern w:val="2"/>
-          <w:lang w:eastAsia="zh-TW"/>
-          <w14:ligatures w14:val="standardContextual"/>
-        </w:rPr>
-      </w:pPr>
-      <w:hyperlink w:anchor="_Toc231255523" w:history="1">
+          <w:t>表</w:t>
+        </w:r>
+        <w:r>
+          <w:rPr>
+            <w:rStyle w:val="affa"/>
+            <w:noProof/>
+          </w:rPr>
+          <w:t xml:space="preserve"> 3-2</w:t>
+        </w:r>
         <w:r>
           <w:rPr>
             <w:rStyle w:val="affa"/>
             <w:rFonts w:hint="eastAsia"/>
             <w:noProof/>
           </w:rPr>
-          <w:t>第一節　任務一：用</w:t>
-        </w:r>
-        <w:r>
-          <w:rPr>
-            <w:rStyle w:val="affa"/>
-            <w:noProof/>
-          </w:rPr>
-          <w:t xml:space="preserve"> VLM </w:t>
-        </w:r>
-        <w:r>
-          <w:rPr>
-            <w:rStyle w:val="affa"/>
-            <w:rFonts w:hint="eastAsia"/>
-            <w:noProof/>
-          </w:rPr>
-          <w:t>解析尺寸圖面</w:t>
+          <w:t xml:space="preserve">　四種尺寸抽取方法與對應腳本</w:t>
         </w:r>
         <w:r>
           <w:rPr>
@@ -645,7 +2799,7 @@
             <w:noProof/>
             <w:webHidden/>
           </w:rPr>
-          <w:instrText xml:space="preserve"> PAGEREF _Toc231255523 \h </w:instrText>
+          <w:instrText xml:space="preserve"> PAGEREF _Toc231456833 \h </w:instrText>
         </w:r>
         <w:r>
           <w:rPr>
@@ -665,328 +2819,7 @@
             <w:noProof/>
             <w:webHidden/>
           </w:rPr>
-          <w:t>3</w:t>
-        </w:r>
-        <w:r>
-          <w:rPr>
-            <w:noProof/>
-            <w:webHidden/>
-          </w:rPr>
-          <w:fldChar w:fldCharType="end"/>
-        </w:r>
-      </w:hyperlink>
-    </w:p>
-    <w:p>
-      <w:pPr>
-        <w:pStyle w:val="2a"/>
-        <w:tabs>
-          <w:tab w:val="right" w:leader="dot" w:pos="9112"/>
-        </w:tabs>
-        <w:rPr>
-          <w:rFonts w:hAnsiTheme="minorHAnsi"/>
-          <w:noProof/>
-          <w:kern w:val="2"/>
-          <w:lang w:eastAsia="zh-TW"/>
-          <w14:ligatures w14:val="standardContextual"/>
-        </w:rPr>
-      </w:pPr>
-      <w:hyperlink w:anchor="_Toc231255524" w:history="1">
-        <w:r>
-          <w:rPr>
-            <w:rStyle w:val="affa"/>
-            <w:rFonts w:hint="eastAsia"/>
-            <w:noProof/>
-          </w:rPr>
-          <w:t>第二節　任務二：強制</w:t>
-        </w:r>
-        <w:r>
-          <w:rPr>
-            <w:rStyle w:val="affa"/>
-            <w:noProof/>
-          </w:rPr>
-          <w:t xml:space="preserve"> 100% </w:t>
-        </w:r>
-        <w:r>
-          <w:rPr>
-            <w:rStyle w:val="affa"/>
-            <w:rFonts w:hint="eastAsia"/>
-            <w:noProof/>
-          </w:rPr>
-          <w:t>合法</w:t>
-        </w:r>
-        <w:r>
-          <w:rPr>
-            <w:rStyle w:val="affa"/>
-            <w:noProof/>
-          </w:rPr>
-          <w:t xml:space="preserve"> JSON</w:t>
-        </w:r>
-        <w:r>
-          <w:rPr>
-            <w:noProof/>
-            <w:webHidden/>
-          </w:rPr>
-          <w:tab/>
-        </w:r>
-        <w:r>
-          <w:rPr>
-            <w:noProof/>
-            <w:webHidden/>
-          </w:rPr>
-          <w:fldChar w:fldCharType="begin"/>
-        </w:r>
-        <w:r>
-          <w:rPr>
-            <w:noProof/>
-            <w:webHidden/>
-          </w:rPr>
-          <w:instrText xml:space="preserve"> PAGEREF _Toc231255524 \h </w:instrText>
-        </w:r>
-        <w:r>
-          <w:rPr>
-            <w:noProof/>
-            <w:webHidden/>
-          </w:rPr>
-        </w:r>
-        <w:r>
-          <w:rPr>
-            <w:noProof/>
-            <w:webHidden/>
-          </w:rPr>
-          <w:fldChar w:fldCharType="separate"/>
-        </w:r>
-        <w:r>
-          <w:rPr>
-            <w:noProof/>
-            <w:webHidden/>
-          </w:rPr>
-          <w:t>3</w:t>
-        </w:r>
-        <w:r>
-          <w:rPr>
-            <w:noProof/>
-            <w:webHidden/>
-          </w:rPr>
-          <w:fldChar w:fldCharType="end"/>
-        </w:r>
-      </w:hyperlink>
-    </w:p>
-    <w:p>
-      <w:pPr>
-        <w:pStyle w:val="2a"/>
-        <w:tabs>
-          <w:tab w:val="right" w:leader="dot" w:pos="9112"/>
-        </w:tabs>
-        <w:rPr>
-          <w:rFonts w:hAnsiTheme="minorHAnsi"/>
-          <w:noProof/>
-          <w:kern w:val="2"/>
-          <w:lang w:eastAsia="zh-TW"/>
-          <w14:ligatures w14:val="standardContextual"/>
-        </w:rPr>
-      </w:pPr>
-      <w:hyperlink w:anchor="_Toc231255525" w:history="1">
-        <w:r>
-          <w:rPr>
-            <w:rStyle w:val="affa"/>
-            <w:rFonts w:hint="eastAsia"/>
-            <w:noProof/>
-          </w:rPr>
-          <w:t>第三節　任務三：批次處理與評分</w:t>
-        </w:r>
-        <w:r>
-          <w:rPr>
-            <w:noProof/>
-            <w:webHidden/>
-          </w:rPr>
-          <w:tab/>
-        </w:r>
-        <w:r>
-          <w:rPr>
-            <w:noProof/>
-            <w:webHidden/>
-          </w:rPr>
-          <w:fldChar w:fldCharType="begin"/>
-        </w:r>
-        <w:r>
-          <w:rPr>
-            <w:noProof/>
-            <w:webHidden/>
-          </w:rPr>
-          <w:instrText xml:space="preserve"> PAGEREF _Toc231255525 \h </w:instrText>
-        </w:r>
-        <w:r>
-          <w:rPr>
-            <w:noProof/>
-            <w:webHidden/>
-          </w:rPr>
-        </w:r>
-        <w:r>
-          <w:rPr>
-            <w:noProof/>
-            <w:webHidden/>
-          </w:rPr>
-          <w:fldChar w:fldCharType="separate"/>
-        </w:r>
-        <w:r>
-          <w:rPr>
-            <w:noProof/>
-            <w:webHidden/>
-          </w:rPr>
-          <w:t>4</w:t>
-        </w:r>
-        <w:r>
-          <w:rPr>
-            <w:noProof/>
-            <w:webHidden/>
-          </w:rPr>
-          <w:fldChar w:fldCharType="end"/>
-        </w:r>
-      </w:hyperlink>
-    </w:p>
-    <w:p>
-      <w:pPr>
-        <w:pStyle w:val="2a"/>
-        <w:tabs>
-          <w:tab w:val="right" w:leader="dot" w:pos="9112"/>
-        </w:tabs>
-        <w:rPr>
-          <w:rFonts w:hAnsiTheme="minorHAnsi"/>
-          <w:noProof/>
-          <w:kern w:val="2"/>
-          <w:lang w:eastAsia="zh-TW"/>
-          <w14:ligatures w14:val="standardContextual"/>
-        </w:rPr>
-      </w:pPr>
-      <w:hyperlink w:anchor="_Toc231255526" w:history="1">
-        <w:r>
-          <w:rPr>
-            <w:rStyle w:val="affa"/>
-            <w:rFonts w:hint="eastAsia"/>
-            <w:noProof/>
-          </w:rPr>
-          <w:t>第四節　任務四：本機</w:t>
-        </w:r>
-        <w:r>
-          <w:rPr>
-            <w:rStyle w:val="affa"/>
-            <w:noProof/>
-          </w:rPr>
-          <w:t xml:space="preserve"> webapp</w:t>
-        </w:r>
-        <w:r>
-          <w:rPr>
-            <w:noProof/>
-            <w:webHidden/>
-          </w:rPr>
-          <w:tab/>
-        </w:r>
-        <w:r>
-          <w:rPr>
-            <w:noProof/>
-            <w:webHidden/>
-          </w:rPr>
-          <w:fldChar w:fldCharType="begin"/>
-        </w:r>
-        <w:r>
-          <w:rPr>
-            <w:noProof/>
-            <w:webHidden/>
-          </w:rPr>
-          <w:instrText xml:space="preserve"> PAGEREF _Toc231255526 \h </w:instrText>
-        </w:r>
-        <w:r>
-          <w:rPr>
-            <w:noProof/>
-            <w:webHidden/>
-          </w:rPr>
-        </w:r>
-        <w:r>
-          <w:rPr>
-            <w:noProof/>
-            <w:webHidden/>
-          </w:rPr>
-          <w:fldChar w:fldCharType="separate"/>
-        </w:r>
-        <w:r>
-          <w:rPr>
-            <w:noProof/>
-            <w:webHidden/>
-          </w:rPr>
-          <w:t>4</w:t>
-        </w:r>
-        <w:r>
-          <w:rPr>
-            <w:noProof/>
-            <w:webHidden/>
-          </w:rPr>
-          <w:fldChar w:fldCharType="end"/>
-        </w:r>
-      </w:hyperlink>
-    </w:p>
-    <w:p>
-      <w:pPr>
-        <w:pStyle w:val="2a"/>
-        <w:tabs>
-          <w:tab w:val="right" w:leader="dot" w:pos="9112"/>
-        </w:tabs>
-        <w:rPr>
-          <w:rFonts w:hAnsiTheme="minorHAnsi"/>
-          <w:noProof/>
-          <w:kern w:val="2"/>
-          <w:lang w:eastAsia="zh-TW"/>
-          <w14:ligatures w14:val="standardContextual"/>
-        </w:rPr>
-      </w:pPr>
-      <w:hyperlink w:anchor="_Toc231255527" w:history="1">
-        <w:r>
-          <w:rPr>
-            <w:rStyle w:val="affa"/>
-            <w:rFonts w:hint="eastAsia"/>
-            <w:noProof/>
-          </w:rPr>
-          <w:t>第五節　整合版的三個通用機制</w:t>
-        </w:r>
-        <w:r>
-          <w:rPr>
-            <w:noProof/>
-            <w:webHidden/>
-          </w:rPr>
-          <w:tab/>
-        </w:r>
-        <w:r>
-          <w:rPr>
-            <w:noProof/>
-            <w:webHidden/>
-          </w:rPr>
-          <w:fldChar w:fldCharType="begin"/>
-        </w:r>
-        <w:r>
-          <w:rPr>
-            <w:noProof/>
-            <w:webHidden/>
-          </w:rPr>
-          <w:instrText xml:space="preserve"> PAGEREF _Toc231255527 \h </w:instrText>
-        </w:r>
-        <w:r>
-          <w:rPr>
-            <w:noProof/>
-            <w:webHidden/>
-          </w:rPr>
-        </w:r>
-        <w:r>
-          <w:rPr>
-            <w:noProof/>
-            <w:webHidden/>
-          </w:rPr>
-          <w:fldChar w:fldCharType="separate"/>
-        </w:r>
-        <w:r>
-          <w:rPr>
-            <w:noProof/>
-            <w:webHidden/>
-          </w:rPr>
-          <w:t>4</w:t>
+          <w:t>6</w:t>
         </w:r>
         <w:r>
           <w:rPr>
@@ -1011,87 +2844,29 @@
           <w14:ligatures w14:val="standardContextual"/>
         </w:rPr>
       </w:pPr>
-      <w:hyperlink w:anchor="_Toc231255528" w:history="1">
+      <w:hyperlink w:anchor="_Toc231456834" w:history="1">
         <w:r>
           <w:rPr>
             <w:rStyle w:val="affa"/>
             <w:rFonts w:hint="eastAsia"/>
             <w:noProof/>
           </w:rPr>
-          <w:t>第三章　實驗設計與評分標準</w:t>
-        </w:r>
-        <w:r>
-          <w:rPr>
-            <w:noProof/>
-            <w:webHidden/>
-          </w:rPr>
-          <w:tab/>
-        </w:r>
-        <w:r>
-          <w:rPr>
-            <w:noProof/>
-            <w:webHidden/>
-          </w:rPr>
-          <w:fldChar w:fldCharType="begin"/>
-        </w:r>
-        <w:r>
-          <w:rPr>
-            <w:noProof/>
-            <w:webHidden/>
-          </w:rPr>
-          <w:instrText xml:space="preserve"> PAGEREF _Toc231255528 \h </w:instrText>
-        </w:r>
-        <w:r>
-          <w:rPr>
-            <w:noProof/>
-            <w:webHidden/>
-          </w:rPr>
-        </w:r>
-        <w:r>
-          <w:rPr>
-            <w:noProof/>
-            <w:webHidden/>
-          </w:rPr>
-          <w:fldChar w:fldCharType="separate"/>
-        </w:r>
-        <w:r>
-          <w:rPr>
-            <w:noProof/>
-            <w:webHidden/>
-          </w:rPr>
-          <w:t>6</w:t>
-        </w:r>
-        <w:r>
-          <w:rPr>
-            <w:noProof/>
-            <w:webHidden/>
-          </w:rPr>
-          <w:fldChar w:fldCharType="end"/>
-        </w:r>
-      </w:hyperlink>
-    </w:p>
-    <w:p>
-      <w:pPr>
-        <w:pStyle w:val="2a"/>
-        <w:tabs>
-          <w:tab w:val="right" w:leader="dot" w:pos="9112"/>
-        </w:tabs>
-        <w:rPr>
-          <w:rFonts w:hAnsiTheme="minorHAnsi"/>
-          <w:noProof/>
-          <w:kern w:val="2"/>
-          <w:lang w:eastAsia="zh-TW"/>
-          <w14:ligatures w14:val="standardContextual"/>
-        </w:rPr>
-      </w:pPr>
-      <w:hyperlink w:anchor="_Toc231255529" w:history="1">
+          <w:t>表</w:t>
+        </w:r>
+        <w:r>
+          <w:rPr>
+            <w:rStyle w:val="affa"/>
+            <w:noProof/>
+          </w:rPr>
+          <w:t xml:space="preserve"> 4-1</w:t>
+        </w:r>
         <w:r>
           <w:rPr>
             <w:rStyle w:val="affa"/>
             <w:rFonts w:hint="eastAsia"/>
             <w:noProof/>
           </w:rPr>
-          <w:t>第一節　控制變因</w:t>
+          <w:t xml:space="preserve">　各元件準確率</w:t>
         </w:r>
         <w:r>
           <w:rPr>
@@ -1112,7 +2887,7 @@
             <w:noProof/>
             <w:webHidden/>
           </w:rPr>
-          <w:instrText xml:space="preserve"> PAGEREF _Toc231255529 \h </w:instrText>
+          <w:instrText xml:space="preserve"> PAGEREF _Toc231456834 \h </w:instrText>
         </w:r>
         <w:r>
           <w:rPr>
@@ -1132,168 +2907,7 @@
             <w:noProof/>
             <w:webHidden/>
           </w:rPr>
-          <w:t>6</w:t>
-        </w:r>
-        <w:r>
-          <w:rPr>
-            <w:noProof/>
-            <w:webHidden/>
-          </w:rPr>
-          <w:fldChar w:fldCharType="end"/>
-        </w:r>
-      </w:hyperlink>
-    </w:p>
-    <w:p>
-      <w:pPr>
-        <w:pStyle w:val="2a"/>
-        <w:tabs>
-          <w:tab w:val="right" w:leader="dot" w:pos="9112"/>
-        </w:tabs>
-        <w:rPr>
-          <w:rFonts w:hAnsiTheme="minorHAnsi"/>
-          <w:noProof/>
-          <w:kern w:val="2"/>
-          <w:lang w:eastAsia="zh-TW"/>
-          <w14:ligatures w14:val="standardContextual"/>
-        </w:rPr>
-      </w:pPr>
-      <w:hyperlink w:anchor="_Toc231255530" w:history="1">
-        <w:r>
-          <w:rPr>
-            <w:rStyle w:val="affa"/>
-            <w:rFonts w:hint="eastAsia"/>
-            <w:noProof/>
-          </w:rPr>
-          <w:t>第二節　自變數：尺寸抽取方法</w:t>
-        </w:r>
-        <w:r>
-          <w:rPr>
-            <w:noProof/>
-            <w:webHidden/>
-          </w:rPr>
-          <w:tab/>
-        </w:r>
-        <w:r>
-          <w:rPr>
-            <w:noProof/>
-            <w:webHidden/>
-          </w:rPr>
-          <w:fldChar w:fldCharType="begin"/>
-        </w:r>
-        <w:r>
-          <w:rPr>
-            <w:noProof/>
-            <w:webHidden/>
-          </w:rPr>
-          <w:instrText xml:space="preserve"> PAGEREF _Toc231255530 \h </w:instrText>
-        </w:r>
-        <w:r>
-          <w:rPr>
-            <w:noProof/>
-            <w:webHidden/>
-          </w:rPr>
-        </w:r>
-        <w:r>
-          <w:rPr>
-            <w:noProof/>
-            <w:webHidden/>
-          </w:rPr>
-          <w:fldChar w:fldCharType="separate"/>
-        </w:r>
-        <w:r>
-          <w:rPr>
-            <w:noProof/>
-            <w:webHidden/>
-          </w:rPr>
-          <w:t>6</w:t>
-        </w:r>
-        <w:r>
-          <w:rPr>
-            <w:noProof/>
-            <w:webHidden/>
-          </w:rPr>
-          <w:fldChar w:fldCharType="end"/>
-        </w:r>
-      </w:hyperlink>
-    </w:p>
-    <w:p>
-      <w:pPr>
-        <w:pStyle w:val="2a"/>
-        <w:tabs>
-          <w:tab w:val="right" w:leader="dot" w:pos="9112"/>
-        </w:tabs>
-        <w:rPr>
-          <w:rFonts w:hAnsiTheme="minorHAnsi"/>
-          <w:noProof/>
-          <w:kern w:val="2"/>
-          <w:lang w:eastAsia="zh-TW"/>
-          <w14:ligatures w14:val="standardContextual"/>
-        </w:rPr>
-      </w:pPr>
-      <w:hyperlink w:anchor="_Toc231255531" w:history="1">
-        <w:r>
-          <w:rPr>
-            <w:rStyle w:val="affa"/>
-            <w:rFonts w:hint="eastAsia"/>
-            <w:noProof/>
-          </w:rPr>
-          <w:t>第三節　零</w:t>
-        </w:r>
-        <w:r>
-          <w:rPr>
-            <w:rStyle w:val="affa"/>
-            <w:noProof/>
-          </w:rPr>
-          <w:t xml:space="preserve"> overfit </w:t>
-        </w:r>
-        <w:r>
-          <w:rPr>
-            <w:rStyle w:val="affa"/>
-            <w:rFonts w:hint="eastAsia"/>
-            <w:noProof/>
-          </w:rPr>
-          <w:t>的通用物理規則</w:t>
-        </w:r>
-        <w:r>
-          <w:rPr>
-            <w:noProof/>
-            <w:webHidden/>
-          </w:rPr>
-          <w:tab/>
-        </w:r>
-        <w:r>
-          <w:rPr>
-            <w:noProof/>
-            <w:webHidden/>
-          </w:rPr>
-          <w:fldChar w:fldCharType="begin"/>
-        </w:r>
-        <w:r>
-          <w:rPr>
-            <w:noProof/>
-            <w:webHidden/>
-          </w:rPr>
-          <w:instrText xml:space="preserve"> PAGEREF _Toc231255531 \h </w:instrText>
-        </w:r>
-        <w:r>
-          <w:rPr>
-            <w:noProof/>
-            <w:webHidden/>
-          </w:rPr>
-        </w:r>
-        <w:r>
-          <w:rPr>
-            <w:noProof/>
-            <w:webHidden/>
-          </w:rPr>
-          <w:fldChar w:fldCharType="separate"/>
-        </w:r>
-        <w:r>
-          <w:rPr>
-            <w:noProof/>
-            <w:webHidden/>
-          </w:rPr>
-          <w:t>7</w:t>
+          <w:t>8</w:t>
         </w:r>
         <w:r>
           <w:rPr>
@@ -1318,160 +2932,44 @@
           <w14:ligatures w14:val="standardContextual"/>
         </w:rPr>
       </w:pPr>
-      <w:hyperlink w:anchor="_Toc231255532" w:history="1">
+      <w:hyperlink w:anchor="_Toc231456835" w:history="1">
         <w:r>
           <w:rPr>
             <w:rStyle w:val="affa"/>
             <w:rFonts w:hint="eastAsia"/>
             <w:noProof/>
           </w:rPr>
-          <w:t>第四章　結果與分析</w:t>
-        </w:r>
-        <w:r>
-          <w:rPr>
-            <w:noProof/>
-            <w:webHidden/>
-          </w:rPr>
-          <w:tab/>
-        </w:r>
-        <w:r>
-          <w:rPr>
-            <w:noProof/>
-            <w:webHidden/>
-          </w:rPr>
-          <w:fldChar w:fldCharType="begin"/>
-        </w:r>
-        <w:r>
-          <w:rPr>
-            <w:noProof/>
-            <w:webHidden/>
-          </w:rPr>
-          <w:instrText xml:space="preserve"> PAGEREF _Toc231255532 \h </w:instrText>
-        </w:r>
-        <w:r>
-          <w:rPr>
-            <w:noProof/>
-            <w:webHidden/>
-          </w:rPr>
-        </w:r>
-        <w:r>
-          <w:rPr>
-            <w:noProof/>
-            <w:webHidden/>
-          </w:rPr>
-          <w:fldChar w:fldCharType="separate"/>
-        </w:r>
-        <w:r>
-          <w:rPr>
-            <w:noProof/>
-            <w:webHidden/>
-          </w:rPr>
-          <w:t>8</w:t>
-        </w:r>
-        <w:r>
-          <w:rPr>
-            <w:noProof/>
-            <w:webHidden/>
-          </w:rPr>
-          <w:fldChar w:fldCharType="end"/>
-        </w:r>
-      </w:hyperlink>
-    </w:p>
-    <w:p>
-      <w:pPr>
-        <w:pStyle w:val="2a"/>
-        <w:tabs>
-          <w:tab w:val="right" w:leader="dot" w:pos="9112"/>
-        </w:tabs>
-        <w:rPr>
-          <w:rFonts w:hAnsiTheme="minorHAnsi"/>
-          <w:noProof/>
-          <w:kern w:val="2"/>
-          <w:lang w:eastAsia="zh-TW"/>
-          <w14:ligatures w14:val="standardContextual"/>
-        </w:rPr>
-      </w:pPr>
-      <w:hyperlink w:anchor="_Toc231255533" w:history="1">
+          <w:t>表</w:t>
+        </w:r>
+        <w:r>
+          <w:rPr>
+            <w:rStyle w:val="affa"/>
+            <w:noProof/>
+          </w:rPr>
+          <w:t xml:space="preserve"> 4-2</w:t>
+        </w:r>
         <w:r>
           <w:rPr>
             <w:rStyle w:val="affa"/>
             <w:rFonts w:hint="eastAsia"/>
             <w:noProof/>
           </w:rPr>
-          <w:t>第一節　整體準確率</w:t>
-        </w:r>
-        <w:r>
-          <w:rPr>
-            <w:noProof/>
-            <w:webHidden/>
-          </w:rPr>
-          <w:tab/>
-        </w:r>
-        <w:r>
-          <w:rPr>
-            <w:noProof/>
-            <w:webHidden/>
-          </w:rPr>
-          <w:fldChar w:fldCharType="begin"/>
-        </w:r>
-        <w:r>
-          <w:rPr>
-            <w:noProof/>
-            <w:webHidden/>
-          </w:rPr>
-          <w:instrText xml:space="preserve"> PAGEREF _Toc231255533 \h </w:instrText>
-        </w:r>
-        <w:r>
-          <w:rPr>
-            <w:noProof/>
-            <w:webHidden/>
-          </w:rPr>
-        </w:r>
-        <w:r>
-          <w:rPr>
-            <w:noProof/>
-            <w:webHidden/>
-          </w:rPr>
-          <w:fldChar w:fldCharType="separate"/>
-        </w:r>
-        <w:r>
-          <w:rPr>
-            <w:noProof/>
-            <w:webHidden/>
-          </w:rPr>
-          <w:t>8</w:t>
-        </w:r>
-        <w:r>
-          <w:rPr>
-            <w:noProof/>
-            <w:webHidden/>
-          </w:rPr>
-          <w:fldChar w:fldCharType="end"/>
-        </w:r>
-      </w:hyperlink>
-    </w:p>
-    <w:p>
-      <w:pPr>
-        <w:pStyle w:val="2a"/>
-        <w:tabs>
-          <w:tab w:val="right" w:leader="dot" w:pos="9112"/>
-        </w:tabs>
-        <w:rPr>
-          <w:rFonts w:hAnsiTheme="minorHAnsi"/>
-          <w:noProof/>
-          <w:kern w:val="2"/>
-          <w:lang w:eastAsia="zh-TW"/>
-          <w14:ligatures w14:val="standardContextual"/>
-        </w:rPr>
-      </w:pPr>
-      <w:hyperlink w:anchor="_Toc231255534" w:history="1">
+          <w:t xml:space="preserve">　</w:t>
+        </w:r>
+        <w:r>
+          <w:rPr>
+            <w:rStyle w:val="affa"/>
+            <w:noProof/>
+          </w:rPr>
+          <w:t xml:space="preserve">MSB30M </w:t>
+        </w:r>
         <w:r>
           <w:rPr>
             <w:rStyle w:val="affa"/>
             <w:rFonts w:hint="eastAsia"/>
             <w:noProof/>
           </w:rPr>
-          <w:t>第二節　各元件準確率</w:t>
+          <w:t>各欄位抽取對照（全對範例）</w:t>
         </w:r>
         <w:r>
           <w:rPr>
@@ -1492,7 +2990,7 @@
             <w:noProof/>
             <w:webHidden/>
           </w:rPr>
-          <w:instrText xml:space="preserve"> PAGEREF _Toc231255534 \h </w:instrText>
+          <w:instrText xml:space="preserve"> PAGEREF _Toc231456835 \h </w:instrText>
         </w:r>
         <w:r>
           <w:rPr>
@@ -1513,152 +3011,6 @@
             <w:webHidden/>
           </w:rPr>
           <w:t>8</w:t>
-        </w:r>
-        <w:r>
-          <w:rPr>
-            <w:noProof/>
-            <w:webHidden/>
-          </w:rPr>
-          <w:fldChar w:fldCharType="end"/>
-        </w:r>
-      </w:hyperlink>
-    </w:p>
-    <w:p>
-      <w:pPr>
-        <w:pStyle w:val="2a"/>
-        <w:tabs>
-          <w:tab w:val="right" w:leader="dot" w:pos="9112"/>
-        </w:tabs>
-        <w:rPr>
-          <w:rFonts w:hAnsiTheme="minorHAnsi"/>
-          <w:noProof/>
-          <w:kern w:val="2"/>
-          <w:lang w:eastAsia="zh-TW"/>
-          <w14:ligatures w14:val="standardContextual"/>
-        </w:rPr>
-      </w:pPr>
-      <w:hyperlink w:anchor="_Toc231255535" w:history="1">
-        <w:r>
-          <w:rPr>
-            <w:rStyle w:val="affa"/>
-            <w:rFonts w:hint="eastAsia"/>
-            <w:noProof/>
-          </w:rPr>
-          <w:t>第三節　各欄位準確率</w:t>
-        </w:r>
-        <w:r>
-          <w:rPr>
-            <w:noProof/>
-            <w:webHidden/>
-          </w:rPr>
-          <w:tab/>
-        </w:r>
-        <w:r>
-          <w:rPr>
-            <w:noProof/>
-            <w:webHidden/>
-          </w:rPr>
-          <w:fldChar w:fldCharType="begin"/>
-        </w:r>
-        <w:r>
-          <w:rPr>
-            <w:noProof/>
-            <w:webHidden/>
-          </w:rPr>
-          <w:instrText xml:space="preserve"> PAGEREF _Toc231255535 \h </w:instrText>
-        </w:r>
-        <w:r>
-          <w:rPr>
-            <w:noProof/>
-            <w:webHidden/>
-          </w:rPr>
-        </w:r>
-        <w:r>
-          <w:rPr>
-            <w:noProof/>
-            <w:webHidden/>
-          </w:rPr>
-          <w:fldChar w:fldCharType="separate"/>
-        </w:r>
-        <w:r>
-          <w:rPr>
-            <w:noProof/>
-            <w:webHidden/>
-          </w:rPr>
-          <w:t>9</w:t>
-        </w:r>
-        <w:r>
-          <w:rPr>
-            <w:noProof/>
-            <w:webHidden/>
-          </w:rPr>
-          <w:fldChar w:fldCharType="end"/>
-        </w:r>
-      </w:hyperlink>
-    </w:p>
-    <w:p>
-      <w:pPr>
-        <w:pStyle w:val="2a"/>
-        <w:tabs>
-          <w:tab w:val="right" w:leader="dot" w:pos="9112"/>
-        </w:tabs>
-        <w:rPr>
-          <w:rFonts w:hAnsiTheme="minorHAnsi"/>
-          <w:noProof/>
-          <w:kern w:val="2"/>
-          <w:lang w:eastAsia="zh-TW"/>
-          <w14:ligatures w14:val="standardContextual"/>
-        </w:rPr>
-      </w:pPr>
-      <w:hyperlink w:anchor="_Toc231255536" w:history="1">
-        <w:r>
-          <w:rPr>
-            <w:rStyle w:val="affa"/>
-            <w:rFonts w:hint="eastAsia"/>
-            <w:noProof/>
-          </w:rPr>
-          <w:t>第四節　錯誤欄位分析</w:t>
-        </w:r>
-        <w:r>
-          <w:rPr>
-            <w:noProof/>
-            <w:webHidden/>
-          </w:rPr>
-          <w:tab/>
-        </w:r>
-        <w:r>
-          <w:rPr>
-            <w:noProof/>
-            <w:webHidden/>
-          </w:rPr>
-          <w:fldChar w:fldCharType="begin"/>
-        </w:r>
-        <w:r>
-          <w:rPr>
-            <w:noProof/>
-            <w:webHidden/>
-          </w:rPr>
-          <w:instrText xml:space="preserve"> PAGEREF _Toc231255536 \h </w:instrText>
-        </w:r>
-        <w:r>
-          <w:rPr>
-            <w:noProof/>
-            <w:webHidden/>
-          </w:rPr>
-        </w:r>
-        <w:r>
-          <w:rPr>
-            <w:noProof/>
-            <w:webHidden/>
-          </w:rPr>
-          <w:fldChar w:fldCharType="separate"/>
-        </w:r>
-        <w:r>
-          <w:rPr>
-            <w:noProof/>
-            <w:webHidden/>
-          </w:rPr>
-          <w:t>9</w:t>
         </w:r>
         <w:r>
           <w:rPr>
@@ -1683,117 +3035,29 @@
           <w14:ligatures w14:val="standardContextual"/>
         </w:rPr>
       </w:pPr>
-      <w:hyperlink w:anchor="_Toc231255537" w:history="1">
+      <w:hyperlink w:anchor="_Toc231456836" w:history="1">
         <w:r>
           <w:rPr>
             <w:rStyle w:val="affa"/>
             <w:rFonts w:hint="eastAsia"/>
             <w:noProof/>
           </w:rPr>
-          <w:t>第五章　討論</w:t>
-        </w:r>
-        <w:r>
-          <w:rPr>
-            <w:noProof/>
-            <w:webHidden/>
-          </w:rPr>
-          <w:tab/>
-        </w:r>
-        <w:r>
-          <w:rPr>
-            <w:noProof/>
-            <w:webHidden/>
-          </w:rPr>
-          <w:fldChar w:fldCharType="begin"/>
-        </w:r>
-        <w:r>
-          <w:rPr>
-            <w:noProof/>
-            <w:webHidden/>
-          </w:rPr>
-          <w:instrText xml:space="preserve"> PAGEREF _Toc231255537 \h </w:instrText>
-        </w:r>
-        <w:r>
-          <w:rPr>
-            <w:noProof/>
-            <w:webHidden/>
-          </w:rPr>
-        </w:r>
-        <w:r>
-          <w:rPr>
-            <w:noProof/>
-            <w:webHidden/>
-          </w:rPr>
-          <w:fldChar w:fldCharType="separate"/>
-        </w:r>
-        <w:r>
-          <w:rPr>
-            <w:noProof/>
-            <w:webHidden/>
-          </w:rPr>
-          <w:t>11</w:t>
-        </w:r>
-        <w:r>
-          <w:rPr>
-            <w:noProof/>
-            <w:webHidden/>
-          </w:rPr>
-          <w:fldChar w:fldCharType="end"/>
-        </w:r>
-      </w:hyperlink>
-    </w:p>
-    <w:p>
-      <w:pPr>
-        <w:pStyle w:val="2a"/>
-        <w:tabs>
-          <w:tab w:val="right" w:leader="dot" w:pos="9112"/>
-        </w:tabs>
-        <w:rPr>
-          <w:rFonts w:hAnsiTheme="minorHAnsi"/>
-          <w:noProof/>
-          <w:kern w:val="2"/>
-          <w:lang w:eastAsia="zh-TW"/>
-          <w14:ligatures w14:val="standardContextual"/>
-        </w:rPr>
-      </w:pPr>
-      <w:hyperlink w:anchor="_Toc231255538" w:history="1">
+          <w:t>表</w:t>
+        </w:r>
+        <w:r>
+          <w:rPr>
+            <w:rStyle w:val="affa"/>
+            <w:noProof/>
+          </w:rPr>
+          <w:t xml:space="preserve"> 4-3</w:t>
+        </w:r>
         <w:r>
           <w:rPr>
             <w:rStyle w:val="affa"/>
             <w:rFonts w:hint="eastAsia"/>
             <w:noProof/>
           </w:rPr>
-          <w:t>第一節　為什麼這</w:t>
-        </w:r>
-        <w:r>
-          <w:rPr>
-            <w:rStyle w:val="affa"/>
-            <w:noProof/>
-          </w:rPr>
-          <w:t xml:space="preserve"> 91 </w:t>
-        </w:r>
-        <w:r>
-          <w:rPr>
-            <w:rStyle w:val="affa"/>
-            <w:rFonts w:hint="eastAsia"/>
-            <w:noProof/>
-          </w:rPr>
-          <w:t>格不是背答案（零</w:t>
-        </w:r>
-        <w:r>
-          <w:rPr>
-            <w:rStyle w:val="affa"/>
-            <w:noProof/>
-          </w:rPr>
-          <w:t xml:space="preserve"> overfit </w:t>
-        </w:r>
-        <w:r>
-          <w:rPr>
-            <w:rStyle w:val="affa"/>
-            <w:rFonts w:hint="eastAsia"/>
-            <w:noProof/>
-          </w:rPr>
-          <w:t>論證）</w:t>
+          <w:t xml:space="preserve">　各欄位準確率</w:t>
         </w:r>
         <w:r>
           <w:rPr>
@@ -1814,7 +3078,7 @@
             <w:noProof/>
             <w:webHidden/>
           </w:rPr>
-          <w:instrText xml:space="preserve"> PAGEREF _Toc231255538 \h </w:instrText>
+          <w:instrText xml:space="preserve"> PAGEREF _Toc231456836 \h </w:instrText>
         </w:r>
         <w:r>
           <w:rPr>
@@ -1834,226 +3098,7 @@
             <w:noProof/>
             <w:webHidden/>
           </w:rPr>
-          <w:t>11</w:t>
-        </w:r>
-        <w:r>
-          <w:rPr>
-            <w:noProof/>
-            <w:webHidden/>
-          </w:rPr>
-          <w:fldChar w:fldCharType="end"/>
-        </w:r>
-      </w:hyperlink>
-    </w:p>
-    <w:p>
-      <w:pPr>
-        <w:pStyle w:val="2a"/>
-        <w:tabs>
-          <w:tab w:val="right" w:leader="dot" w:pos="9112"/>
-        </w:tabs>
-        <w:rPr>
-          <w:rFonts w:hAnsiTheme="minorHAnsi"/>
-          <w:noProof/>
-          <w:kern w:val="2"/>
-          <w:lang w:eastAsia="zh-TW"/>
-          <w14:ligatures w14:val="standardContextual"/>
-        </w:rPr>
-      </w:pPr>
-      <w:hyperlink w:anchor="_Toc231255539" w:history="1">
-        <w:r>
-          <w:rPr>
-            <w:rStyle w:val="affa"/>
-            <w:rFonts w:hint="eastAsia"/>
-            <w:noProof/>
-          </w:rPr>
-          <w:t>第二節　尺寸抽取方法的學術對照實驗</w:t>
-        </w:r>
-        <w:r>
-          <w:rPr>
-            <w:noProof/>
-            <w:webHidden/>
-          </w:rPr>
-          <w:tab/>
-        </w:r>
-        <w:r>
-          <w:rPr>
-            <w:noProof/>
-            <w:webHidden/>
-          </w:rPr>
-          <w:fldChar w:fldCharType="begin"/>
-        </w:r>
-        <w:r>
-          <w:rPr>
-            <w:noProof/>
-            <w:webHidden/>
-          </w:rPr>
-          <w:instrText xml:space="preserve"> PAGEREF _Toc231255539 \h </w:instrText>
-        </w:r>
-        <w:r>
-          <w:rPr>
-            <w:noProof/>
-            <w:webHidden/>
-          </w:rPr>
-        </w:r>
-        <w:r>
-          <w:rPr>
-            <w:noProof/>
-            <w:webHidden/>
-          </w:rPr>
-          <w:fldChar w:fldCharType="separate"/>
-        </w:r>
-        <w:r>
-          <w:rPr>
-            <w:noProof/>
-            <w:webHidden/>
-          </w:rPr>
-          <w:t>12</w:t>
-        </w:r>
-        <w:r>
-          <w:rPr>
-            <w:noProof/>
-            <w:webHidden/>
-          </w:rPr>
-          <w:fldChar w:fldCharType="end"/>
-        </w:r>
-      </w:hyperlink>
-    </w:p>
-    <w:p>
-      <w:pPr>
-        <w:pStyle w:val="2a"/>
-        <w:tabs>
-          <w:tab w:val="right" w:leader="dot" w:pos="9112"/>
-        </w:tabs>
-        <w:rPr>
-          <w:rFonts w:hAnsiTheme="minorHAnsi"/>
-          <w:noProof/>
-          <w:kern w:val="2"/>
-          <w:lang w:eastAsia="zh-TW"/>
-          <w14:ligatures w14:val="standardContextual"/>
-        </w:rPr>
-      </w:pPr>
-      <w:hyperlink w:anchor="_Toc231255540" w:history="1">
-        <w:r>
-          <w:rPr>
-            <w:rStyle w:val="affa"/>
-            <w:rFonts w:hint="eastAsia"/>
-            <w:noProof/>
-          </w:rPr>
-          <w:t>第三節　版本演進與三大發現</w:t>
-        </w:r>
-        <w:r>
-          <w:rPr>
-            <w:noProof/>
-            <w:webHidden/>
-          </w:rPr>
-          <w:tab/>
-        </w:r>
-        <w:r>
-          <w:rPr>
-            <w:noProof/>
-            <w:webHidden/>
-          </w:rPr>
-          <w:fldChar w:fldCharType="begin"/>
-        </w:r>
-        <w:r>
-          <w:rPr>
-            <w:noProof/>
-            <w:webHidden/>
-          </w:rPr>
-          <w:instrText xml:space="preserve"> PAGEREF _Toc231255540 \h </w:instrText>
-        </w:r>
-        <w:r>
-          <w:rPr>
-            <w:noProof/>
-            <w:webHidden/>
-          </w:rPr>
-        </w:r>
-        <w:r>
-          <w:rPr>
-            <w:noProof/>
-            <w:webHidden/>
-          </w:rPr>
-          <w:fldChar w:fldCharType="separate"/>
-        </w:r>
-        <w:r>
-          <w:rPr>
-            <w:noProof/>
-            <w:webHidden/>
-          </w:rPr>
-          <w:t>16</w:t>
-        </w:r>
-        <w:r>
-          <w:rPr>
-            <w:noProof/>
-            <w:webHidden/>
-          </w:rPr>
-          <w:fldChar w:fldCharType="end"/>
-        </w:r>
-      </w:hyperlink>
-    </w:p>
-    <w:p>
-      <w:pPr>
-        <w:pStyle w:val="2a"/>
-        <w:tabs>
-          <w:tab w:val="right" w:leader="dot" w:pos="9112"/>
-        </w:tabs>
-        <w:rPr>
-          <w:rFonts w:hAnsiTheme="minorHAnsi"/>
-          <w:noProof/>
-          <w:kern w:val="2"/>
-          <w:lang w:eastAsia="zh-TW"/>
-          <w14:ligatures w14:val="standardContextual"/>
-        </w:rPr>
-      </w:pPr>
-      <w:hyperlink w:anchor="_Toc231255541" w:history="1">
-        <w:r>
-          <w:rPr>
-            <w:rStyle w:val="affa"/>
-            <w:rFonts w:hint="eastAsia"/>
-            <w:noProof/>
-          </w:rPr>
-          <w:t>第四節　繳交檔案決策</w:t>
-        </w:r>
-        <w:r>
-          <w:rPr>
-            <w:noProof/>
-            <w:webHidden/>
-          </w:rPr>
-          <w:tab/>
-        </w:r>
-        <w:r>
-          <w:rPr>
-            <w:noProof/>
-            <w:webHidden/>
-          </w:rPr>
-          <w:fldChar w:fldCharType="begin"/>
-        </w:r>
-        <w:r>
-          <w:rPr>
-            <w:noProof/>
-            <w:webHidden/>
-          </w:rPr>
-          <w:instrText xml:space="preserve"> PAGEREF _Toc231255541 \h </w:instrText>
-        </w:r>
-        <w:r>
-          <w:rPr>
-            <w:noProof/>
-            <w:webHidden/>
-          </w:rPr>
-        </w:r>
-        <w:r>
-          <w:rPr>
-            <w:noProof/>
-            <w:webHidden/>
-          </w:rPr>
-          <w:fldChar w:fldCharType="separate"/>
-        </w:r>
-        <w:r>
-          <w:rPr>
-            <w:noProof/>
-            <w:webHidden/>
-          </w:rPr>
-          <w:t>17</w:t>
+          <w:t>9</w:t>
         </w:r>
         <w:r>
           <w:rPr>
@@ -2078,160 +3123,44 @@
           <w14:ligatures w14:val="standardContextual"/>
         </w:rPr>
       </w:pPr>
-      <w:hyperlink w:anchor="_Toc231255542" w:history="1">
+      <w:hyperlink w:anchor="_Toc231456837" w:history="1">
         <w:r>
           <w:rPr>
             <w:rStyle w:val="affa"/>
             <w:rFonts w:hint="eastAsia"/>
             <w:noProof/>
           </w:rPr>
-          <w:t>第六章　結論與反思</w:t>
-        </w:r>
-        <w:r>
-          <w:rPr>
-            <w:noProof/>
-            <w:webHidden/>
-          </w:rPr>
-          <w:tab/>
-        </w:r>
-        <w:r>
-          <w:rPr>
-            <w:noProof/>
-            <w:webHidden/>
-          </w:rPr>
-          <w:fldChar w:fldCharType="begin"/>
-        </w:r>
-        <w:r>
-          <w:rPr>
-            <w:noProof/>
-            <w:webHidden/>
-          </w:rPr>
-          <w:instrText xml:space="preserve"> PAGEREF _Toc231255542 \h </w:instrText>
-        </w:r>
-        <w:r>
-          <w:rPr>
-            <w:noProof/>
-            <w:webHidden/>
-          </w:rPr>
-        </w:r>
-        <w:r>
-          <w:rPr>
-            <w:noProof/>
-            <w:webHidden/>
-          </w:rPr>
-          <w:fldChar w:fldCharType="separate"/>
-        </w:r>
-        <w:r>
-          <w:rPr>
-            <w:noProof/>
-            <w:webHidden/>
-          </w:rPr>
-          <w:t>18</w:t>
-        </w:r>
-        <w:r>
-          <w:rPr>
-            <w:noProof/>
-            <w:webHidden/>
-          </w:rPr>
-          <w:fldChar w:fldCharType="end"/>
-        </w:r>
-      </w:hyperlink>
-    </w:p>
-    <w:p>
-      <w:pPr>
-        <w:pStyle w:val="2a"/>
-        <w:tabs>
-          <w:tab w:val="right" w:leader="dot" w:pos="9112"/>
-        </w:tabs>
-        <w:rPr>
-          <w:rFonts w:hAnsiTheme="minorHAnsi"/>
-          <w:noProof/>
-          <w:kern w:val="2"/>
-          <w:lang w:eastAsia="zh-TW"/>
-          <w14:ligatures w14:val="standardContextual"/>
-        </w:rPr>
-      </w:pPr>
-      <w:hyperlink w:anchor="_Toc231255543" w:history="1">
+          <w:t>表</w:t>
+        </w:r>
+        <w:r>
+          <w:rPr>
+            <w:rStyle w:val="affa"/>
+            <w:noProof/>
+          </w:rPr>
+          <w:t xml:space="preserve"> 4-4</w:t>
+        </w:r>
         <w:r>
           <w:rPr>
             <w:rStyle w:val="affa"/>
             <w:rFonts w:hint="eastAsia"/>
             <w:noProof/>
           </w:rPr>
-          <w:t>第一節　跑分上升不等於方法變好</w:t>
-        </w:r>
-        <w:r>
-          <w:rPr>
-            <w:noProof/>
-            <w:webHidden/>
-          </w:rPr>
-          <w:tab/>
-        </w:r>
-        <w:r>
-          <w:rPr>
-            <w:noProof/>
-            <w:webHidden/>
-          </w:rPr>
-          <w:fldChar w:fldCharType="begin"/>
-        </w:r>
-        <w:r>
-          <w:rPr>
-            <w:noProof/>
-            <w:webHidden/>
-          </w:rPr>
-          <w:instrText xml:space="preserve"> PAGEREF _Toc231255543 \h </w:instrText>
-        </w:r>
-        <w:r>
-          <w:rPr>
-            <w:noProof/>
-            <w:webHidden/>
-          </w:rPr>
-        </w:r>
-        <w:r>
-          <w:rPr>
-            <w:noProof/>
-            <w:webHidden/>
-          </w:rPr>
-          <w:fldChar w:fldCharType="separate"/>
-        </w:r>
-        <w:r>
-          <w:rPr>
-            <w:noProof/>
-            <w:webHidden/>
-          </w:rPr>
-          <w:t>18</w:t>
-        </w:r>
-        <w:r>
-          <w:rPr>
-            <w:noProof/>
-            <w:webHidden/>
-          </w:rPr>
-          <w:fldChar w:fldCharType="end"/>
-        </w:r>
-      </w:hyperlink>
-    </w:p>
-    <w:p>
-      <w:pPr>
-        <w:pStyle w:val="2a"/>
-        <w:tabs>
-          <w:tab w:val="right" w:leader="dot" w:pos="9112"/>
-        </w:tabs>
-        <w:rPr>
-          <w:rFonts w:hAnsiTheme="minorHAnsi"/>
-          <w:noProof/>
-          <w:kern w:val="2"/>
-          <w:lang w:eastAsia="zh-TW"/>
-          <w14:ligatures w14:val="standardContextual"/>
-        </w:rPr>
-      </w:pPr>
-      <w:hyperlink w:anchor="_Toc231255544" w:history="1">
+          <w:t xml:space="preserve">　未對上</w:t>
+        </w:r>
+        <w:r>
+          <w:rPr>
+            <w:rStyle w:val="affa"/>
+            <w:noProof/>
+          </w:rPr>
+          <w:t xml:space="preserve"> 9 </w:t>
+        </w:r>
         <w:r>
           <w:rPr>
             <w:rStyle w:val="affa"/>
             <w:rFonts w:hint="eastAsia"/>
             <w:noProof/>
           </w:rPr>
-          <w:t>第二節　多模型投票是為了不依賴單一模型的判斷力</w:t>
+          <w:t>格的逐格分析</w:t>
         </w:r>
         <w:r>
           <w:rPr>
@@ -2252,7 +3181,7 @@
             <w:noProof/>
             <w:webHidden/>
           </w:rPr>
-          <w:instrText xml:space="preserve"> PAGEREF _Toc231255544 \h </w:instrText>
+          <w:instrText xml:space="preserve"> PAGEREF _Toc231456837 \h </w:instrText>
         </w:r>
         <w:r>
           <w:rPr>
@@ -2272,396 +3201,7 @@
             <w:noProof/>
             <w:webHidden/>
           </w:rPr>
-          <w:t>18</w:t>
-        </w:r>
-        <w:r>
-          <w:rPr>
-            <w:noProof/>
-            <w:webHidden/>
-          </w:rPr>
-          <w:fldChar w:fldCharType="end"/>
-        </w:r>
-      </w:hyperlink>
-    </w:p>
-    <w:p>
-      <w:pPr>
-        <w:pStyle w:val="2a"/>
-        <w:tabs>
-          <w:tab w:val="right" w:leader="dot" w:pos="9112"/>
-        </w:tabs>
-        <w:rPr>
-          <w:rFonts w:hAnsiTheme="minorHAnsi"/>
-          <w:noProof/>
-          <w:kern w:val="2"/>
-          <w:lang w:eastAsia="zh-TW"/>
-          <w14:ligatures w14:val="standardContextual"/>
-        </w:rPr>
-      </w:pPr>
-      <w:hyperlink w:anchor="_Toc231255545" w:history="1">
-        <w:r>
-          <w:rPr>
-            <w:rStyle w:val="affa"/>
-            <w:rFonts w:hint="eastAsia"/>
-            <w:noProof/>
-          </w:rPr>
-          <w:t>第三節　能用</w:t>
-        </w:r>
-        <w:r>
-          <w:rPr>
-            <w:rStyle w:val="affa"/>
-            <w:noProof/>
-          </w:rPr>
-          <w:t xml:space="preserve"> schema / if-else </w:t>
-        </w:r>
-        <w:r>
-          <w:rPr>
-            <w:rStyle w:val="affa"/>
-            <w:rFonts w:hint="eastAsia"/>
-            <w:noProof/>
-          </w:rPr>
-          <w:t>判斷的事不要丟給</w:t>
-        </w:r>
-        <w:r>
-          <w:rPr>
-            <w:rStyle w:val="affa"/>
-            <w:noProof/>
-          </w:rPr>
-          <w:t xml:space="preserve"> AI</w:t>
-        </w:r>
-        <w:r>
-          <w:rPr>
-            <w:noProof/>
-            <w:webHidden/>
-          </w:rPr>
-          <w:tab/>
-        </w:r>
-        <w:r>
-          <w:rPr>
-            <w:noProof/>
-            <w:webHidden/>
-          </w:rPr>
-          <w:fldChar w:fldCharType="begin"/>
-        </w:r>
-        <w:r>
-          <w:rPr>
-            <w:noProof/>
-            <w:webHidden/>
-          </w:rPr>
-          <w:instrText xml:space="preserve"> PAGEREF _Toc231255545 \h </w:instrText>
-        </w:r>
-        <w:r>
-          <w:rPr>
-            <w:noProof/>
-            <w:webHidden/>
-          </w:rPr>
-        </w:r>
-        <w:r>
-          <w:rPr>
-            <w:noProof/>
-            <w:webHidden/>
-          </w:rPr>
-          <w:fldChar w:fldCharType="separate"/>
-        </w:r>
-        <w:r>
-          <w:rPr>
-            <w:noProof/>
-            <w:webHidden/>
-          </w:rPr>
-          <w:t>18</w:t>
-        </w:r>
-        <w:r>
-          <w:rPr>
-            <w:noProof/>
-            <w:webHidden/>
-          </w:rPr>
-          <w:fldChar w:fldCharType="end"/>
-        </w:r>
-      </w:hyperlink>
-    </w:p>
-    <w:p>
-      <w:pPr>
-        <w:pStyle w:val="2a"/>
-        <w:tabs>
-          <w:tab w:val="right" w:leader="dot" w:pos="9112"/>
-        </w:tabs>
-        <w:rPr>
-          <w:rFonts w:hAnsiTheme="minorHAnsi"/>
-          <w:noProof/>
-          <w:kern w:val="2"/>
-          <w:lang w:eastAsia="zh-TW"/>
-          <w14:ligatures w14:val="standardContextual"/>
-        </w:rPr>
-      </w:pPr>
-      <w:hyperlink w:anchor="_Toc231255546" w:history="1">
-        <w:r>
-          <w:rPr>
-            <w:rStyle w:val="affa"/>
-            <w:rFonts w:hint="eastAsia"/>
-            <w:noProof/>
-          </w:rPr>
-          <w:t xml:space="preserve">第四節　</w:t>
-        </w:r>
-        <w:r>
-          <w:rPr>
-            <w:rStyle w:val="affa"/>
-            <w:noProof/>
-          </w:rPr>
-          <w:t xml:space="preserve">AI </w:t>
-        </w:r>
-        <w:r>
-          <w:rPr>
-            <w:rStyle w:val="affa"/>
-            <w:rFonts w:hint="eastAsia"/>
-            <w:noProof/>
-          </w:rPr>
-          <w:t>的論證要對到</w:t>
-        </w:r>
-        <w:r>
-          <w:rPr>
-            <w:rStyle w:val="affa"/>
-            <w:noProof/>
-          </w:rPr>
-          <w:t xml:space="preserve"> ground-truth </w:t>
-        </w:r>
-        <w:r>
-          <w:rPr>
-            <w:rStyle w:val="affa"/>
-            <w:rFonts w:hint="eastAsia"/>
-            <w:noProof/>
-          </w:rPr>
-          <w:t>才算數</w:t>
-        </w:r>
-        <w:r>
-          <w:rPr>
-            <w:noProof/>
-            <w:webHidden/>
-          </w:rPr>
-          <w:tab/>
-        </w:r>
-        <w:r>
-          <w:rPr>
-            <w:noProof/>
-            <w:webHidden/>
-          </w:rPr>
-          <w:fldChar w:fldCharType="begin"/>
-        </w:r>
-        <w:r>
-          <w:rPr>
-            <w:noProof/>
-            <w:webHidden/>
-          </w:rPr>
-          <w:instrText xml:space="preserve"> PAGEREF _Toc231255546 \h </w:instrText>
-        </w:r>
-        <w:r>
-          <w:rPr>
-            <w:noProof/>
-            <w:webHidden/>
-          </w:rPr>
-        </w:r>
-        <w:r>
-          <w:rPr>
-            <w:noProof/>
-            <w:webHidden/>
-          </w:rPr>
-          <w:fldChar w:fldCharType="separate"/>
-        </w:r>
-        <w:r>
-          <w:rPr>
-            <w:noProof/>
-            <w:webHidden/>
-          </w:rPr>
-          <w:t>19</w:t>
-        </w:r>
-        <w:r>
-          <w:rPr>
-            <w:noProof/>
-            <w:webHidden/>
-          </w:rPr>
-          <w:fldChar w:fldCharType="end"/>
-        </w:r>
-      </w:hyperlink>
-    </w:p>
-    <w:p>
-      <w:pPr>
-        <w:pStyle w:val="2a"/>
-        <w:tabs>
-          <w:tab w:val="right" w:leader="dot" w:pos="9112"/>
-        </w:tabs>
-        <w:rPr>
-          <w:rFonts w:hAnsiTheme="minorHAnsi"/>
-          <w:noProof/>
-          <w:kern w:val="2"/>
-          <w:lang w:eastAsia="zh-TW"/>
-          <w14:ligatures w14:val="standardContextual"/>
-        </w:rPr>
-      </w:pPr>
-      <w:hyperlink w:anchor="_Toc231255547" w:history="1">
-        <w:r>
-          <w:rPr>
-            <w:rStyle w:val="affa"/>
-            <w:rFonts w:hint="eastAsia"/>
-            <w:noProof/>
-          </w:rPr>
-          <w:t>第五節　反</w:t>
-        </w:r>
-        <w:r>
-          <w:rPr>
-            <w:rStyle w:val="affa"/>
-            <w:noProof/>
-          </w:rPr>
-          <w:t xml:space="preserve"> overfit </w:t>
-        </w:r>
-        <w:r>
-          <w:rPr>
-            <w:rStyle w:val="affa"/>
-            <w:rFonts w:hint="eastAsia"/>
-            <w:noProof/>
-          </w:rPr>
-          <w:t>是設計階段的硬約束，不是事後檢查</w:t>
-        </w:r>
-        <w:r>
-          <w:rPr>
-            <w:noProof/>
-            <w:webHidden/>
-          </w:rPr>
-          <w:tab/>
-        </w:r>
-        <w:r>
-          <w:rPr>
-            <w:noProof/>
-            <w:webHidden/>
-          </w:rPr>
-          <w:fldChar w:fldCharType="begin"/>
-        </w:r>
-        <w:r>
-          <w:rPr>
-            <w:noProof/>
-            <w:webHidden/>
-          </w:rPr>
-          <w:instrText xml:space="preserve"> PAGEREF _Toc231255547 \h </w:instrText>
-        </w:r>
-        <w:r>
-          <w:rPr>
-            <w:noProof/>
-            <w:webHidden/>
-          </w:rPr>
-        </w:r>
-        <w:r>
-          <w:rPr>
-            <w:noProof/>
-            <w:webHidden/>
-          </w:rPr>
-          <w:fldChar w:fldCharType="separate"/>
-        </w:r>
-        <w:r>
-          <w:rPr>
-            <w:noProof/>
-            <w:webHidden/>
-          </w:rPr>
-          <w:t>19</w:t>
-        </w:r>
-        <w:r>
-          <w:rPr>
-            <w:noProof/>
-            <w:webHidden/>
-          </w:rPr>
-          <w:fldChar w:fldCharType="end"/>
-        </w:r>
-      </w:hyperlink>
-    </w:p>
-    <w:p>
-      <w:pPr>
-        <w:pStyle w:val="2a"/>
-        <w:tabs>
-          <w:tab w:val="right" w:leader="dot" w:pos="9112"/>
-        </w:tabs>
-        <w:rPr>
-          <w:rFonts w:hAnsiTheme="minorHAnsi"/>
-          <w:noProof/>
-          <w:kern w:val="2"/>
-          <w:lang w:eastAsia="zh-TW"/>
-          <w14:ligatures w14:val="standardContextual"/>
-        </w:rPr>
-      </w:pPr>
-      <w:hyperlink w:anchor="_Toc231255548" w:history="1">
-        <w:r>
-          <w:rPr>
-            <w:rStyle w:val="affa"/>
-            <w:rFonts w:hint="eastAsia"/>
-            <w:noProof/>
-          </w:rPr>
-          <w:t xml:space="preserve">第六節　</w:t>
-        </w:r>
-        <w:r>
-          <w:rPr>
-            <w:rStyle w:val="affa"/>
-            <w:noProof/>
-          </w:rPr>
-          <w:t xml:space="preserve">AI </w:t>
-        </w:r>
-        <w:r>
-          <w:rPr>
-            <w:rStyle w:val="affa"/>
-            <w:rFonts w:hint="eastAsia"/>
-            <w:noProof/>
-          </w:rPr>
-          <w:t>容易</w:t>
-        </w:r>
-        <w:r>
-          <w:rPr>
-            <w:rStyle w:val="affa"/>
-            <w:noProof/>
-          </w:rPr>
-          <w:t xml:space="preserve"> over-engineer</w:t>
-        </w:r>
-        <w:r>
-          <w:rPr>
-            <w:rStyle w:val="affa"/>
-            <w:rFonts w:hint="eastAsia"/>
-            <w:noProof/>
-          </w:rPr>
-          <w:t>，要主動踩煞車</w:t>
-        </w:r>
-        <w:r>
-          <w:rPr>
-            <w:noProof/>
-            <w:webHidden/>
-          </w:rPr>
-          <w:tab/>
-        </w:r>
-        <w:r>
-          <w:rPr>
-            <w:noProof/>
-            <w:webHidden/>
-          </w:rPr>
-          <w:fldChar w:fldCharType="begin"/>
-        </w:r>
-        <w:r>
-          <w:rPr>
-            <w:noProof/>
-            <w:webHidden/>
-          </w:rPr>
-          <w:instrText xml:space="preserve"> PAGEREF _Toc231255548 \h </w:instrText>
-        </w:r>
-        <w:r>
-          <w:rPr>
-            <w:noProof/>
-            <w:webHidden/>
-          </w:rPr>
-        </w:r>
-        <w:r>
-          <w:rPr>
-            <w:noProof/>
-            <w:webHidden/>
-          </w:rPr>
-          <w:fldChar w:fldCharType="separate"/>
-        </w:r>
-        <w:r>
-          <w:rPr>
-            <w:noProof/>
-            <w:webHidden/>
-          </w:rPr>
-          <w:t>19</w:t>
+          <w:t>9</w:t>
         </w:r>
         <w:r>
           <w:rPr>
@@ -2686,14 +3226,29 @@
           <w14:ligatures w14:val="standardContextual"/>
         </w:rPr>
       </w:pPr>
-      <w:hyperlink w:anchor="_Toc231255549" w:history="1">
+      <w:hyperlink w:anchor="_Toc231456838" w:history="1">
         <w:r>
           <w:rPr>
             <w:rStyle w:val="affa"/>
             <w:rFonts w:hint="eastAsia"/>
             <w:noProof/>
           </w:rPr>
-          <w:t>附錄　專案結構（模組化）</w:t>
+          <w:t>表</w:t>
+        </w:r>
+        <w:r>
+          <w:rPr>
+            <w:rStyle w:val="affa"/>
+            <w:noProof/>
+          </w:rPr>
+          <w:t xml:space="preserve"> 5-1</w:t>
+        </w:r>
+        <w:r>
+          <w:rPr>
+            <w:rStyle w:val="affa"/>
+            <w:rFonts w:hint="eastAsia"/>
+            <w:noProof/>
+          </w:rPr>
+          <w:t xml:space="preserve">　路線二（區域裁切）兩次遞進結果</w:t>
         </w:r>
         <w:r>
           <w:rPr>
@@ -2714,7 +3269,7 @@
             <w:noProof/>
             <w:webHidden/>
           </w:rPr>
-          <w:instrText xml:space="preserve"> PAGEREF _Toc231255549 \h </w:instrText>
+          <w:instrText xml:space="preserve"> PAGEREF _Toc231456838 \h </w:instrText>
         </w:r>
         <w:r>
           <w:rPr>
@@ -2734,7 +3289,7 @@
             <w:noProof/>
             <w:webHidden/>
           </w:rPr>
-          <w:t>20</w:t>
+          <w:t>13</w:t>
         </w:r>
         <w:r>
           <w:rPr>
@@ -2744,34 +3299,6 @@
           <w:fldChar w:fldCharType="end"/>
         </w:r>
       </w:hyperlink>
-    </w:p>
-    <w:p>
-      <w:r>
-        <w:fldChar w:fldCharType="end"/>
-      </w:r>
-    </w:p>
-    <w:p>
-      <w:pPr>
-        <w:spacing w:line="240" w:lineRule="auto"/>
-      </w:pPr>
-      <w:r>
-        <w:br w:type="page"/>
-      </w:r>
-    </w:p>
-    <w:p>
-      <w:pPr>
-        <w:spacing w:after="240" w:line="312" w:lineRule="auto"/>
-        <w:jc w:val="center"/>
-      </w:pPr>
-      <w:r>
-        <w:rPr>
-          <w:rFonts w:eastAsia="標楷體"/>
-          <w:b/>
-          <w:sz w:val="44"/>
-        </w:rPr>
-        <w:lastRenderedPageBreak/>
-        <w:t>表目次</w:t>
-      </w:r>
     </w:p>
     <w:p>
       <w:pPr>
@@ -2787,16 +3314,7 @@
           <w14:ligatures w14:val="standardContextual"/>
         </w:rPr>
       </w:pPr>
-      <w:r>
-        <w:fldChar w:fldCharType="begin"/>
-      </w:r>
-      <w:r>
-        <w:instrText>TOC \h \z \t "TableCaption,1"</w:instrText>
-      </w:r>
-      <w:r>
-        <w:fldChar w:fldCharType="separate"/>
-      </w:r>
-      <w:hyperlink w:anchor="_Toc231255550" w:history="1">
+      <w:hyperlink w:anchor="_Toc231456839" w:history="1">
         <w:r>
           <w:rPr>
             <w:rStyle w:val="affa"/>
@@ -2810,7 +3328,7 @@
             <w:rStyle w:val="affa"/>
             <w:noProof/>
           </w:rPr>
-          <w:t xml:space="preserve"> 3-1</w:t>
+          <w:t xml:space="preserve"> 5-2</w:t>
         </w:r>
         <w:r>
           <w:rPr>
@@ -2818,7 +3336,7 @@
             <w:rFonts w:hint="eastAsia"/>
             <w:noProof/>
           </w:rPr>
-          <w:t xml:space="preserve">　實驗控制變因</w:t>
+          <w:t xml:space="preserve">　四種尺寸抽取路線對照</w:t>
         </w:r>
         <w:r>
           <w:rPr>
@@ -2839,7 +3357,7 @@
             <w:noProof/>
             <w:webHidden/>
           </w:rPr>
-          <w:instrText xml:space="preserve"> PAGEREF _Toc231255550 \h </w:instrText>
+          <w:instrText xml:space="preserve"> PAGEREF _Toc231456839 \h </w:instrText>
         </w:r>
         <w:r>
           <w:rPr>
@@ -2859,7 +3377,7 @@
             <w:noProof/>
             <w:webHidden/>
           </w:rPr>
-          <w:t>6</w:t>
+          <w:t>15</w:t>
         </w:r>
         <w:r>
           <w:rPr>
@@ -2884,7 +3402,7 @@
           <w14:ligatures w14:val="standardContextual"/>
         </w:rPr>
       </w:pPr>
-      <w:hyperlink w:anchor="_Toc231255551" w:history="1">
+      <w:hyperlink w:anchor="_Toc231456840" w:history="1">
         <w:r>
           <w:rPr>
             <w:rStyle w:val="affa"/>
@@ -2898,7 +3416,7 @@
             <w:rStyle w:val="affa"/>
             <w:noProof/>
           </w:rPr>
-          <w:t xml:space="preserve"> 3-2</w:t>
+          <w:t xml:space="preserve"> 5-3</w:t>
         </w:r>
         <w:r>
           <w:rPr>
@@ -2906,7 +3424,52 @@
             <w:rFonts w:hint="eastAsia"/>
             <w:noProof/>
           </w:rPr>
-          <w:t xml:space="preserve">　四種尺寸抽取方法與對應腳本</w:t>
+          <w:t xml:space="preserve">　準確率演進（皆為對</w:t>
+        </w:r>
+        <w:r>
+          <w:rPr>
+            <w:rStyle w:val="affa"/>
+            <w:noProof/>
+          </w:rPr>
+          <w:t xml:space="preserve"> specbook </w:t>
+        </w:r>
+        <w:r>
+          <w:rPr>
+            <w:rStyle w:val="affa"/>
+            <w:rFonts w:hint="eastAsia"/>
+            <w:noProof/>
+          </w:rPr>
+          <w:t>的</w:t>
+        </w:r>
+        <w:r>
+          <w:rPr>
+            <w:rStyle w:val="affa"/>
+            <w:noProof/>
+          </w:rPr>
+          <w:t xml:space="preserve"> train </w:t>
+        </w:r>
+        <w:r>
+          <w:rPr>
+            <w:rStyle w:val="affa"/>
+            <w:rFonts w:hint="eastAsia"/>
+            <w:noProof/>
+          </w:rPr>
+          <w:t>比對，</w:t>
+        </w:r>
+        <w:r>
+          <w:rPr>
+            <w:rStyle w:val="affa"/>
+            <w:noProof/>
+          </w:rPr>
+          <w:t xml:space="preserve">100 </w:t>
+        </w:r>
+        <w:r>
+          <w:rPr>
+            <w:rStyle w:val="affa"/>
+            <w:rFonts w:hint="eastAsia"/>
+            <w:noProof/>
+          </w:rPr>
+          <w:t>格基準）</w:t>
         </w:r>
         <w:r>
           <w:rPr>
@@ -2927,7 +3490,7 @@
             <w:noProof/>
             <w:webHidden/>
           </w:rPr>
-          <w:instrText xml:space="preserve"> PAGEREF _Toc231255551 \h </w:instrText>
+          <w:instrText xml:space="preserve"> PAGEREF _Toc231456840 \h </w:instrText>
         </w:r>
         <w:r>
           <w:rPr>
@@ -2947,7 +3510,7 @@
             <w:noProof/>
             <w:webHidden/>
           </w:rPr>
-          <w:t>6</w:t>
+          <w:t>16</w:t>
         </w:r>
         <w:r>
           <w:rPr>
@@ -2972,21 +3535,21 @@
           <w14:ligatures w14:val="standardContextual"/>
         </w:rPr>
       </w:pPr>
-      <w:hyperlink w:anchor="_Toc231255552" w:history="1">
+      <w:hyperlink w:anchor="_Toc231456841" w:history="1">
         <w:r>
           <w:rPr>
             <w:rStyle w:val="affa"/>
             <w:rFonts w:hint="eastAsia"/>
             <w:noProof/>
           </w:rPr>
-          <w:t>表</w:t>
+          <w:t>附表</w:t>
         </w:r>
         <w:r>
           <w:rPr>
             <w:rStyle w:val="affa"/>
             <w:noProof/>
           </w:rPr>
-          <w:t xml:space="preserve"> 4-1</w:t>
+          <w:t xml:space="preserve"> 1</w:t>
         </w:r>
         <w:r>
           <w:rPr>
@@ -2994,7 +3557,7 @@
             <w:rFonts w:hint="eastAsia"/>
             <w:noProof/>
           </w:rPr>
-          <w:t xml:space="preserve">　各元件準確率</w:t>
+          <w:t xml:space="preserve">　主要程式模組職責</w:t>
         </w:r>
         <w:r>
           <w:rPr>
@@ -3015,698 +3578,7 @@
             <w:noProof/>
             <w:webHidden/>
           </w:rPr>
-          <w:instrText xml:space="preserve"> PAGEREF _Toc231255552 \h </w:instrText>
-        </w:r>
-        <w:r>
-          <w:rPr>
-            <w:noProof/>
-            <w:webHidden/>
-          </w:rPr>
-        </w:r>
-        <w:r>
-          <w:rPr>
-            <w:noProof/>
-            <w:webHidden/>
-          </w:rPr>
-          <w:fldChar w:fldCharType="separate"/>
-        </w:r>
-        <w:r>
-          <w:rPr>
-            <w:noProof/>
-            <w:webHidden/>
-          </w:rPr>
-          <w:t>8</w:t>
-        </w:r>
-        <w:r>
-          <w:rPr>
-            <w:noProof/>
-            <w:webHidden/>
-          </w:rPr>
-          <w:fldChar w:fldCharType="end"/>
-        </w:r>
-      </w:hyperlink>
-    </w:p>
-    <w:p>
-      <w:pPr>
-        <w:pStyle w:val="14"/>
-        <w:tabs>
-          <w:tab w:val="right" w:leader="dot" w:pos="9112"/>
-        </w:tabs>
-        <w:rPr>
-          <w:rFonts w:hAnsiTheme="minorHAnsi"/>
-          <w:noProof/>
-          <w:kern w:val="2"/>
-          <w:lang w:eastAsia="zh-TW"/>
-          <w14:ligatures w14:val="standardContextual"/>
-        </w:rPr>
-      </w:pPr>
-      <w:hyperlink w:anchor="_Toc231255553" w:history="1">
-        <w:r>
-          <w:rPr>
-            <w:rStyle w:val="affa"/>
-            <w:rFonts w:hint="eastAsia"/>
-            <w:noProof/>
-          </w:rPr>
-          <w:t>表</w:t>
-        </w:r>
-        <w:r>
-          <w:rPr>
-            <w:rStyle w:val="affa"/>
-            <w:noProof/>
-          </w:rPr>
-          <w:t xml:space="preserve"> 4-2</w:t>
-        </w:r>
-        <w:r>
-          <w:rPr>
-            <w:rStyle w:val="affa"/>
-            <w:rFonts w:hint="eastAsia"/>
-            <w:noProof/>
-          </w:rPr>
-          <w:t xml:space="preserve">　</w:t>
-        </w:r>
-        <w:r>
-          <w:rPr>
-            <w:rStyle w:val="affa"/>
-            <w:noProof/>
-          </w:rPr>
-          <w:t xml:space="preserve">MSB30M </w:t>
-        </w:r>
-        <w:r>
-          <w:rPr>
-            <w:rStyle w:val="affa"/>
-            <w:rFonts w:hint="eastAsia"/>
-            <w:noProof/>
-          </w:rPr>
-          <w:t>各欄位抽取對照（全對範例）</w:t>
-        </w:r>
-        <w:r>
-          <w:rPr>
-            <w:noProof/>
-            <w:webHidden/>
-          </w:rPr>
-          <w:tab/>
-        </w:r>
-        <w:r>
-          <w:rPr>
-            <w:noProof/>
-            <w:webHidden/>
-          </w:rPr>
-          <w:fldChar w:fldCharType="begin"/>
-        </w:r>
-        <w:r>
-          <w:rPr>
-            <w:noProof/>
-            <w:webHidden/>
-          </w:rPr>
-          <w:instrText xml:space="preserve"> PAGEREF _Toc231255553 \h </w:instrText>
-        </w:r>
-        <w:r>
-          <w:rPr>
-            <w:noProof/>
-            <w:webHidden/>
-          </w:rPr>
-        </w:r>
-        <w:r>
-          <w:rPr>
-            <w:noProof/>
-            <w:webHidden/>
-          </w:rPr>
-          <w:fldChar w:fldCharType="separate"/>
-        </w:r>
-        <w:r>
-          <w:rPr>
-            <w:noProof/>
-            <w:webHidden/>
-          </w:rPr>
-          <w:t>8</w:t>
-        </w:r>
-        <w:r>
-          <w:rPr>
-            <w:noProof/>
-            <w:webHidden/>
-          </w:rPr>
-          <w:fldChar w:fldCharType="end"/>
-        </w:r>
-      </w:hyperlink>
-    </w:p>
-    <w:p>
-      <w:pPr>
-        <w:pStyle w:val="14"/>
-        <w:tabs>
-          <w:tab w:val="right" w:leader="dot" w:pos="9112"/>
-        </w:tabs>
-        <w:rPr>
-          <w:rFonts w:hAnsiTheme="minorHAnsi"/>
-          <w:noProof/>
-          <w:kern w:val="2"/>
-          <w:lang w:eastAsia="zh-TW"/>
-          <w14:ligatures w14:val="standardContextual"/>
-        </w:rPr>
-      </w:pPr>
-      <w:hyperlink w:anchor="_Toc231255554" w:history="1">
-        <w:r>
-          <w:rPr>
-            <w:rStyle w:val="affa"/>
-            <w:rFonts w:hint="eastAsia"/>
-            <w:noProof/>
-          </w:rPr>
-          <w:t>表</w:t>
-        </w:r>
-        <w:r>
-          <w:rPr>
-            <w:rStyle w:val="affa"/>
-            <w:noProof/>
-          </w:rPr>
-          <w:t xml:space="preserve"> 4-3</w:t>
-        </w:r>
-        <w:r>
-          <w:rPr>
-            <w:rStyle w:val="affa"/>
-            <w:rFonts w:hint="eastAsia"/>
-            <w:noProof/>
-          </w:rPr>
-          <w:t xml:space="preserve">　各欄位準確率</w:t>
-        </w:r>
-        <w:r>
-          <w:rPr>
-            <w:noProof/>
-            <w:webHidden/>
-          </w:rPr>
-          <w:tab/>
-        </w:r>
-        <w:r>
-          <w:rPr>
-            <w:noProof/>
-            <w:webHidden/>
-          </w:rPr>
-          <w:fldChar w:fldCharType="begin"/>
-        </w:r>
-        <w:r>
-          <w:rPr>
-            <w:noProof/>
-            <w:webHidden/>
-          </w:rPr>
-          <w:instrText xml:space="preserve"> PAGEREF _Toc231255554 \h </w:instrText>
-        </w:r>
-        <w:r>
-          <w:rPr>
-            <w:noProof/>
-            <w:webHidden/>
-          </w:rPr>
-        </w:r>
-        <w:r>
-          <w:rPr>
-            <w:noProof/>
-            <w:webHidden/>
-          </w:rPr>
-          <w:fldChar w:fldCharType="separate"/>
-        </w:r>
-        <w:r>
-          <w:rPr>
-            <w:noProof/>
-            <w:webHidden/>
-          </w:rPr>
-          <w:t>9</w:t>
-        </w:r>
-        <w:r>
-          <w:rPr>
-            <w:noProof/>
-            <w:webHidden/>
-          </w:rPr>
-          <w:fldChar w:fldCharType="end"/>
-        </w:r>
-      </w:hyperlink>
-    </w:p>
-    <w:p>
-      <w:pPr>
-        <w:pStyle w:val="14"/>
-        <w:tabs>
-          <w:tab w:val="right" w:leader="dot" w:pos="9112"/>
-        </w:tabs>
-        <w:rPr>
-          <w:rFonts w:hAnsiTheme="minorHAnsi"/>
-          <w:noProof/>
-          <w:kern w:val="2"/>
-          <w:lang w:eastAsia="zh-TW"/>
-          <w14:ligatures w14:val="standardContextual"/>
-        </w:rPr>
-      </w:pPr>
-      <w:hyperlink w:anchor="_Toc231255555" w:history="1">
-        <w:r>
-          <w:rPr>
-            <w:rStyle w:val="affa"/>
-            <w:rFonts w:hint="eastAsia"/>
-            <w:noProof/>
-          </w:rPr>
-          <w:t>表</w:t>
-        </w:r>
-        <w:r>
-          <w:rPr>
-            <w:rStyle w:val="affa"/>
-            <w:noProof/>
-          </w:rPr>
-          <w:t xml:space="preserve"> 4-4</w:t>
-        </w:r>
-        <w:r>
-          <w:rPr>
-            <w:rStyle w:val="affa"/>
-            <w:rFonts w:hint="eastAsia"/>
-            <w:noProof/>
-          </w:rPr>
-          <w:t xml:space="preserve">　未對上</w:t>
-        </w:r>
-        <w:r>
-          <w:rPr>
-            <w:rStyle w:val="affa"/>
-            <w:noProof/>
-          </w:rPr>
-          <w:t xml:space="preserve"> 9 </w:t>
-        </w:r>
-        <w:r>
-          <w:rPr>
-            <w:rStyle w:val="affa"/>
-            <w:rFonts w:hint="eastAsia"/>
-            <w:noProof/>
-          </w:rPr>
-          <w:t>格的逐格分析</w:t>
-        </w:r>
-        <w:r>
-          <w:rPr>
-            <w:noProof/>
-            <w:webHidden/>
-          </w:rPr>
-          <w:tab/>
-        </w:r>
-        <w:r>
-          <w:rPr>
-            <w:noProof/>
-            <w:webHidden/>
-          </w:rPr>
-          <w:fldChar w:fldCharType="begin"/>
-        </w:r>
-        <w:r>
-          <w:rPr>
-            <w:noProof/>
-            <w:webHidden/>
-          </w:rPr>
-          <w:instrText xml:space="preserve"> PAGEREF _Toc231255555 \h </w:instrText>
-        </w:r>
-        <w:r>
-          <w:rPr>
-            <w:noProof/>
-            <w:webHidden/>
-          </w:rPr>
-        </w:r>
-        <w:r>
-          <w:rPr>
-            <w:noProof/>
-            <w:webHidden/>
-          </w:rPr>
-          <w:fldChar w:fldCharType="separate"/>
-        </w:r>
-        <w:r>
-          <w:rPr>
-            <w:noProof/>
-            <w:webHidden/>
-          </w:rPr>
-          <w:t>9</w:t>
-        </w:r>
-        <w:r>
-          <w:rPr>
-            <w:noProof/>
-            <w:webHidden/>
-          </w:rPr>
-          <w:fldChar w:fldCharType="end"/>
-        </w:r>
-      </w:hyperlink>
-    </w:p>
-    <w:p>
-      <w:pPr>
-        <w:pStyle w:val="14"/>
-        <w:tabs>
-          <w:tab w:val="right" w:leader="dot" w:pos="9112"/>
-        </w:tabs>
-        <w:rPr>
-          <w:rFonts w:hAnsiTheme="minorHAnsi"/>
-          <w:noProof/>
-          <w:kern w:val="2"/>
-          <w:lang w:eastAsia="zh-TW"/>
-          <w14:ligatures w14:val="standardContextual"/>
-        </w:rPr>
-      </w:pPr>
-      <w:hyperlink w:anchor="_Toc231255556" w:history="1">
-        <w:r>
-          <w:rPr>
-            <w:rStyle w:val="affa"/>
-            <w:rFonts w:hint="eastAsia"/>
-            <w:noProof/>
-          </w:rPr>
-          <w:t>表</w:t>
-        </w:r>
-        <w:r>
-          <w:rPr>
-            <w:rStyle w:val="affa"/>
-            <w:noProof/>
-          </w:rPr>
-          <w:t xml:space="preserve"> 5-1</w:t>
-        </w:r>
-        <w:r>
-          <w:rPr>
-            <w:rStyle w:val="affa"/>
-            <w:rFonts w:hint="eastAsia"/>
-            <w:noProof/>
-          </w:rPr>
-          <w:t xml:space="preserve">　路線二（區域裁切）兩次遞進結果</w:t>
-        </w:r>
-        <w:r>
-          <w:rPr>
-            <w:noProof/>
-            <w:webHidden/>
-          </w:rPr>
-          <w:tab/>
-        </w:r>
-        <w:r>
-          <w:rPr>
-            <w:noProof/>
-            <w:webHidden/>
-          </w:rPr>
-          <w:fldChar w:fldCharType="begin"/>
-        </w:r>
-        <w:r>
-          <w:rPr>
-            <w:noProof/>
-            <w:webHidden/>
-          </w:rPr>
-          <w:instrText xml:space="preserve"> PAGEREF _Toc231255556 \h </w:instrText>
-        </w:r>
-        <w:r>
-          <w:rPr>
-            <w:noProof/>
-            <w:webHidden/>
-          </w:rPr>
-        </w:r>
-        <w:r>
-          <w:rPr>
-            <w:noProof/>
-            <w:webHidden/>
-          </w:rPr>
-          <w:fldChar w:fldCharType="separate"/>
-        </w:r>
-        <w:r>
-          <w:rPr>
-            <w:noProof/>
-            <w:webHidden/>
-          </w:rPr>
-          <w:t>13</w:t>
-        </w:r>
-        <w:r>
-          <w:rPr>
-            <w:noProof/>
-            <w:webHidden/>
-          </w:rPr>
-          <w:fldChar w:fldCharType="end"/>
-        </w:r>
-      </w:hyperlink>
-    </w:p>
-    <w:p>
-      <w:pPr>
-        <w:pStyle w:val="14"/>
-        <w:tabs>
-          <w:tab w:val="right" w:leader="dot" w:pos="9112"/>
-        </w:tabs>
-        <w:rPr>
-          <w:rFonts w:hAnsiTheme="minorHAnsi"/>
-          <w:noProof/>
-          <w:kern w:val="2"/>
-          <w:lang w:eastAsia="zh-TW"/>
-          <w14:ligatures w14:val="standardContextual"/>
-        </w:rPr>
-      </w:pPr>
-      <w:hyperlink w:anchor="_Toc231255557" w:history="1">
-        <w:r>
-          <w:rPr>
-            <w:rStyle w:val="affa"/>
-            <w:rFonts w:hint="eastAsia"/>
-            <w:noProof/>
-          </w:rPr>
-          <w:t>表</w:t>
-        </w:r>
-        <w:r>
-          <w:rPr>
-            <w:rStyle w:val="affa"/>
-            <w:noProof/>
-          </w:rPr>
-          <w:t xml:space="preserve"> 5-2</w:t>
-        </w:r>
-        <w:r>
-          <w:rPr>
-            <w:rStyle w:val="affa"/>
-            <w:rFonts w:hint="eastAsia"/>
-            <w:noProof/>
-          </w:rPr>
-          <w:t xml:space="preserve">　四種尺寸抽取路線對照</w:t>
-        </w:r>
-        <w:r>
-          <w:rPr>
-            <w:noProof/>
-            <w:webHidden/>
-          </w:rPr>
-          <w:tab/>
-        </w:r>
-        <w:r>
-          <w:rPr>
-            <w:noProof/>
-            <w:webHidden/>
-          </w:rPr>
-          <w:fldChar w:fldCharType="begin"/>
-        </w:r>
-        <w:r>
-          <w:rPr>
-            <w:noProof/>
-            <w:webHidden/>
-          </w:rPr>
-          <w:instrText xml:space="preserve"> PAGEREF _Toc231255557 \h </w:instrText>
-        </w:r>
-        <w:r>
-          <w:rPr>
-            <w:noProof/>
-            <w:webHidden/>
-          </w:rPr>
-        </w:r>
-        <w:r>
-          <w:rPr>
-            <w:noProof/>
-            <w:webHidden/>
-          </w:rPr>
-          <w:fldChar w:fldCharType="separate"/>
-        </w:r>
-        <w:r>
-          <w:rPr>
-            <w:noProof/>
-            <w:webHidden/>
-          </w:rPr>
-          <w:t>15</w:t>
-        </w:r>
-        <w:r>
-          <w:rPr>
-            <w:noProof/>
-            <w:webHidden/>
-          </w:rPr>
-          <w:fldChar w:fldCharType="end"/>
-        </w:r>
-      </w:hyperlink>
-    </w:p>
-    <w:p>
-      <w:pPr>
-        <w:pStyle w:val="14"/>
-        <w:tabs>
-          <w:tab w:val="right" w:leader="dot" w:pos="9112"/>
-        </w:tabs>
-        <w:rPr>
-          <w:rFonts w:hAnsiTheme="minorHAnsi"/>
-          <w:noProof/>
-          <w:kern w:val="2"/>
-          <w:lang w:eastAsia="zh-TW"/>
-          <w14:ligatures w14:val="standardContextual"/>
-        </w:rPr>
-      </w:pPr>
-      <w:hyperlink w:anchor="_Toc231255558" w:history="1">
-        <w:r>
-          <w:rPr>
-            <w:rStyle w:val="affa"/>
-            <w:rFonts w:hint="eastAsia"/>
-            <w:noProof/>
-          </w:rPr>
-          <w:t>表</w:t>
-        </w:r>
-        <w:r>
-          <w:rPr>
-            <w:rStyle w:val="affa"/>
-            <w:noProof/>
-          </w:rPr>
-          <w:t xml:space="preserve"> 5-3</w:t>
-        </w:r>
-        <w:r>
-          <w:rPr>
-            <w:rStyle w:val="affa"/>
-            <w:rFonts w:hint="eastAsia"/>
-            <w:noProof/>
-          </w:rPr>
-          <w:t xml:space="preserve">　準確率演進（皆為對</w:t>
-        </w:r>
-        <w:r>
-          <w:rPr>
-            <w:rStyle w:val="affa"/>
-            <w:noProof/>
-          </w:rPr>
-          <w:t xml:space="preserve"> specbook </w:t>
-        </w:r>
-        <w:r>
-          <w:rPr>
-            <w:rStyle w:val="affa"/>
-            <w:rFonts w:hint="eastAsia"/>
-            <w:noProof/>
-          </w:rPr>
-          <w:t>的</w:t>
-        </w:r>
-        <w:r>
-          <w:rPr>
-            <w:rStyle w:val="affa"/>
-            <w:noProof/>
-          </w:rPr>
-          <w:t xml:space="preserve"> train </w:t>
-        </w:r>
-        <w:r>
-          <w:rPr>
-            <w:rStyle w:val="affa"/>
-            <w:rFonts w:hint="eastAsia"/>
-            <w:noProof/>
-          </w:rPr>
-          <w:t>比對，</w:t>
-        </w:r>
-        <w:r>
-          <w:rPr>
-            <w:rStyle w:val="affa"/>
-            <w:noProof/>
-          </w:rPr>
-          <w:t xml:space="preserve">100 </w:t>
-        </w:r>
-        <w:r>
-          <w:rPr>
-            <w:rStyle w:val="affa"/>
-            <w:rFonts w:hint="eastAsia"/>
-            <w:noProof/>
-          </w:rPr>
-          <w:t>格基準）</w:t>
-        </w:r>
-        <w:r>
-          <w:rPr>
-            <w:noProof/>
-            <w:webHidden/>
-          </w:rPr>
-          <w:tab/>
-        </w:r>
-        <w:r>
-          <w:rPr>
-            <w:noProof/>
-            <w:webHidden/>
-          </w:rPr>
-          <w:fldChar w:fldCharType="begin"/>
-        </w:r>
-        <w:r>
-          <w:rPr>
-            <w:noProof/>
-            <w:webHidden/>
-          </w:rPr>
-          <w:instrText xml:space="preserve"> PAGEREF _Toc231255558 \h </w:instrText>
-        </w:r>
-        <w:r>
-          <w:rPr>
-            <w:noProof/>
-            <w:webHidden/>
-          </w:rPr>
-        </w:r>
-        <w:r>
-          <w:rPr>
-            <w:noProof/>
-            <w:webHidden/>
-          </w:rPr>
-          <w:fldChar w:fldCharType="separate"/>
-        </w:r>
-        <w:r>
-          <w:rPr>
-            <w:noProof/>
-            <w:webHidden/>
-          </w:rPr>
-          <w:t>16</w:t>
-        </w:r>
-        <w:r>
-          <w:rPr>
-            <w:noProof/>
-            <w:webHidden/>
-          </w:rPr>
-          <w:fldChar w:fldCharType="end"/>
-        </w:r>
-      </w:hyperlink>
-    </w:p>
-    <w:p>
-      <w:pPr>
-        <w:pStyle w:val="14"/>
-        <w:tabs>
-          <w:tab w:val="right" w:leader="dot" w:pos="9112"/>
-        </w:tabs>
-        <w:rPr>
-          <w:rFonts w:hAnsiTheme="minorHAnsi"/>
-          <w:noProof/>
-          <w:kern w:val="2"/>
-          <w:lang w:eastAsia="zh-TW"/>
-          <w14:ligatures w14:val="standardContextual"/>
-        </w:rPr>
-      </w:pPr>
-      <w:hyperlink w:anchor="_Toc231255559" w:history="1">
-        <w:r>
-          <w:rPr>
-            <w:rStyle w:val="affa"/>
-            <w:rFonts w:hint="eastAsia"/>
-            <w:noProof/>
-          </w:rPr>
-          <w:t>附表</w:t>
-        </w:r>
-        <w:r>
-          <w:rPr>
-            <w:rStyle w:val="affa"/>
-            <w:noProof/>
-          </w:rPr>
-          <w:t xml:space="preserve"> 1</w:t>
-        </w:r>
-        <w:r>
-          <w:rPr>
-            <w:rStyle w:val="affa"/>
-            <w:rFonts w:hint="eastAsia"/>
-            <w:noProof/>
-          </w:rPr>
-          <w:t xml:space="preserve">　主要程式模組職責</w:t>
-        </w:r>
-        <w:r>
-          <w:rPr>
-            <w:noProof/>
-            <w:webHidden/>
-          </w:rPr>
-          <w:tab/>
-        </w:r>
-        <w:r>
-          <w:rPr>
-            <w:noProof/>
-            <w:webHidden/>
-          </w:rPr>
-          <w:fldChar w:fldCharType="begin"/>
-        </w:r>
-        <w:r>
-          <w:rPr>
-            <w:noProof/>
-            <w:webHidden/>
-          </w:rPr>
-          <w:instrText xml:space="preserve"> PAGEREF _Toc231255559 \h </w:instrText>
+          <w:instrText xml:space="preserve"> PAGEREF _Toc231456841 \h </w:instrText>
         </w:r>
         <w:r>
           <w:rPr>
@@ -3760,7 +3632,7 @@
         <w:spacing w:before="280" w:after="160" w:line="312" w:lineRule="auto"/>
         <w:jc w:val="center"/>
       </w:pPr>
-      <w:bookmarkStart w:id="0" w:name="_Toc231255518"/>
+      <w:bookmarkStart w:id="0" w:name="_Toc231456800"/>
       <w:r>
         <w:rPr>
           <w:rFonts w:ascii="Times New Roman" w:eastAsia="標楷體" w:hAnsi="Times New Roman"/>
@@ -3777,7 +3649,7 @@
         <w:pStyle w:val="21"/>
         <w:spacing w:before="160" w:after="120" w:line="312" w:lineRule="auto"/>
       </w:pPr>
-      <w:bookmarkStart w:id="1" w:name="_Toc231255519"/>
+      <w:bookmarkStart w:id="1" w:name="_Toc231456801"/>
       <w:r>
         <w:rPr>
           <w:rFonts w:ascii="Times New Roman" w:eastAsia="標楷體" w:hAnsi="Times New Roman"/>
@@ -3904,10 +3776,30 @@
     </w:p>
     <w:p>
       <w:pPr>
+        <w:ind w:firstLine="480"/>
+      </w:pPr>
+      <w:r>
+        <w:t>本系統完整程式碼、各版本演進歷程與可重現歸檔，公開於</w:t>
+      </w:r>
+      <w:r>
+        <w:t xml:space="preserve"> GitHub</w:t>
+      </w:r>
+      <w:r>
+        <w:t>：</w:t>
+      </w:r>
+      <w:r>
+        <w:t>https://github.com/GHOST8787/ntust-datasheet-extractor</w:t>
+      </w:r>
+      <w:r>
+        <w:t xml:space="preserve">　。本繳交壓縮檔為精簡核心版，完整版本歸檔請見該倉庫。</w:t>
+      </w:r>
+    </w:p>
+    <w:p>
+      <w:pPr>
         <w:pStyle w:val="21"/>
         <w:spacing w:before="160" w:after="120" w:line="312" w:lineRule="auto"/>
       </w:pPr>
-      <w:bookmarkStart w:id="2" w:name="_Toc231255520"/>
+      <w:bookmarkStart w:id="2" w:name="_Toc231456802"/>
       <w:r>
         <w:rPr>
           <w:rFonts w:ascii="Times New Roman" w:eastAsia="標楷體" w:hAnsi="Times New Roman"/>
@@ -4023,13 +3915,14 @@
         <w:pStyle w:val="21"/>
         <w:spacing w:before="160" w:after="120" w:line="312" w:lineRule="auto"/>
       </w:pPr>
-      <w:bookmarkStart w:id="3" w:name="_Toc231255521"/>
+      <w:bookmarkStart w:id="3" w:name="_Toc231456803"/>
       <w:r>
         <w:rPr>
           <w:rFonts w:ascii="Times New Roman" w:eastAsia="標楷體" w:hAnsi="Times New Roman"/>
           <w:color w:val="000000"/>
           <w:sz w:val="30"/>
         </w:rPr>
+        <w:lastRenderedPageBreak/>
         <w:t>第三節　計分基準與最終成果</w:t>
       </w:r>
       <w:bookmarkEnd w:id="3"/>
@@ -4221,11 +4114,7 @@
         <w:t xml:space="preserve"> 6 </w:t>
       </w:r>
       <w:r>
-        <w:t>格以上，全部超過作業</w:t>
-      </w:r>
-      <w:r>
-        <w:lastRenderedPageBreak/>
-        <w:t>要求的</w:t>
+        <w:t>格以上，全部超過作業要求的</w:t>
       </w:r>
       <w:r>
         <w:t xml:space="preserve"> 10 </w:t>
@@ -4357,7 +4246,7 @@
         <w:spacing w:before="280" w:after="160" w:line="312" w:lineRule="auto"/>
         <w:jc w:val="center"/>
       </w:pPr>
-      <w:bookmarkStart w:id="4" w:name="_Toc231255522"/>
+      <w:bookmarkStart w:id="4" w:name="_Toc231456804"/>
       <w:r>
         <w:rPr>
           <w:rFonts w:ascii="Times New Roman" w:eastAsia="標楷體" w:hAnsi="Times New Roman"/>
@@ -4374,7 +4263,7 @@
         <w:pStyle w:val="21"/>
         <w:spacing w:before="160" w:after="120" w:line="312" w:lineRule="auto"/>
       </w:pPr>
-      <w:bookmarkStart w:id="5" w:name="_Toc231255523"/>
+      <w:bookmarkStart w:id="5" w:name="_Toc231456805"/>
       <w:r>
         <w:rPr>
           <w:rFonts w:ascii="Times New Roman" w:eastAsia="標楷體" w:hAnsi="Times New Roman"/>
@@ -4564,7 +4453,7 @@
         <w:pStyle w:val="21"/>
         <w:spacing w:before="160" w:after="120" w:line="312" w:lineRule="auto"/>
       </w:pPr>
-      <w:bookmarkStart w:id="6" w:name="_Toc231255524"/>
+      <w:bookmarkStart w:id="6" w:name="_Toc231456806"/>
       <w:r>
         <w:rPr>
           <w:rFonts w:ascii="Times New Roman" w:eastAsia="標楷體" w:hAnsi="Times New Roman"/>
@@ -4852,7 +4741,7 @@
         <w:pStyle w:val="21"/>
         <w:spacing w:before="160" w:after="120" w:line="312" w:lineRule="auto"/>
       </w:pPr>
-      <w:bookmarkStart w:id="7" w:name="_Toc231255525"/>
+      <w:bookmarkStart w:id="7" w:name="_Toc231456807"/>
       <w:r>
         <w:rPr>
           <w:rFonts w:ascii="Times New Roman" w:eastAsia="標楷體" w:hAnsi="Times New Roman"/>
@@ -4910,7 +4799,7 @@
         <w:pStyle w:val="21"/>
         <w:spacing w:before="160" w:after="120" w:line="312" w:lineRule="auto"/>
       </w:pPr>
-      <w:bookmarkStart w:id="8" w:name="_Toc231255526"/>
+      <w:bookmarkStart w:id="8" w:name="_Toc231456808"/>
       <w:r>
         <w:rPr>
           <w:rFonts w:ascii="Times New Roman" w:eastAsia="標楷體" w:hAnsi="Times New Roman"/>
@@ -5023,7 +4912,7 @@
         <w:pStyle w:val="21"/>
         <w:spacing w:before="160" w:after="120" w:line="312" w:lineRule="auto"/>
       </w:pPr>
-      <w:bookmarkStart w:id="9" w:name="_Toc231255527"/>
+      <w:bookmarkStart w:id="9" w:name="_Toc231456809"/>
       <w:r>
         <w:rPr>
           <w:rFonts w:ascii="Times New Roman" w:eastAsia="標楷體" w:hAnsi="Times New Roman"/>
@@ -5258,7 +5147,7 @@
         <w:spacing w:before="280" w:after="160" w:line="312" w:lineRule="auto"/>
         <w:jc w:val="center"/>
       </w:pPr>
-      <w:bookmarkStart w:id="10" w:name="_Toc231255528"/>
+      <w:bookmarkStart w:id="10" w:name="_Toc231456810"/>
       <w:r>
         <w:rPr>
           <w:rFonts w:ascii="Times New Roman" w:eastAsia="標楷體" w:hAnsi="Times New Roman"/>
@@ -5275,7 +5164,7 @@
         <w:pStyle w:val="21"/>
         <w:spacing w:before="160" w:after="120" w:line="312" w:lineRule="auto"/>
       </w:pPr>
-      <w:bookmarkStart w:id="11" w:name="_Toc231255529"/>
+      <w:bookmarkStart w:id="11" w:name="_Toc231456811"/>
       <w:r>
         <w:rPr>
           <w:rFonts w:ascii="Times New Roman" w:eastAsia="標楷體" w:hAnsi="Times New Roman"/>
@@ -5298,7 +5187,7 @@
       <w:pPr>
         <w:pStyle w:val="TableCaption"/>
       </w:pPr>
-      <w:bookmarkStart w:id="12" w:name="_Toc231255550"/>
+      <w:bookmarkStart w:id="12" w:name="_Toc231456832"/>
       <w:r>
         <w:t>表</w:t>
       </w:r>
@@ -5711,7 +5600,7 @@
         <w:pStyle w:val="21"/>
         <w:spacing w:before="160" w:after="120" w:line="312" w:lineRule="auto"/>
       </w:pPr>
-      <w:bookmarkStart w:id="13" w:name="_Toc231255530"/>
+      <w:bookmarkStart w:id="13" w:name="_Toc231456812"/>
       <w:r>
         <w:rPr>
           <w:rFonts w:ascii="Times New Roman" w:eastAsia="標楷體" w:hAnsi="Times New Roman"/>
@@ -5726,7 +5615,7 @@
       <w:pPr>
         <w:pStyle w:val="TableCaption"/>
       </w:pPr>
-      <w:bookmarkStart w:id="14" w:name="_Toc231255551"/>
+      <w:bookmarkStart w:id="14" w:name="_Toc231456833"/>
       <w:r>
         <w:t>表</w:t>
       </w:r>
@@ -6253,7 +6142,7 @@
         <w:pStyle w:val="21"/>
         <w:spacing w:before="160" w:after="120" w:line="312" w:lineRule="auto"/>
       </w:pPr>
-      <w:bookmarkStart w:id="15" w:name="_Toc231255531"/>
+      <w:bookmarkStart w:id="15" w:name="_Toc231456813"/>
       <w:r>
         <w:rPr>
           <w:rFonts w:ascii="Times New Roman" w:eastAsia="標楷體" w:hAnsi="Times New Roman"/>
@@ -6484,7 +6373,7 @@
         <w:spacing w:before="280" w:after="160" w:line="312" w:lineRule="auto"/>
         <w:jc w:val="center"/>
       </w:pPr>
-      <w:bookmarkStart w:id="16" w:name="_Toc231255532"/>
+      <w:bookmarkStart w:id="16" w:name="_Toc231456814"/>
       <w:r>
         <w:rPr>
           <w:rFonts w:ascii="Times New Roman" w:eastAsia="標楷體" w:hAnsi="Times New Roman"/>
@@ -6501,7 +6390,7 @@
         <w:pStyle w:val="21"/>
         <w:spacing w:before="160" w:after="120" w:line="312" w:lineRule="auto"/>
       </w:pPr>
-      <w:bookmarkStart w:id="17" w:name="_Toc231255533"/>
+      <w:bookmarkStart w:id="17" w:name="_Toc231456815"/>
       <w:r>
         <w:rPr>
           <w:rFonts w:ascii="Times New Roman" w:eastAsia="標楷體" w:hAnsi="Times New Roman"/>
@@ -6589,7 +6478,7 @@
         <w:pStyle w:val="21"/>
         <w:spacing w:before="160" w:after="120" w:line="312" w:lineRule="auto"/>
       </w:pPr>
-      <w:bookmarkStart w:id="18" w:name="_Toc231255534"/>
+      <w:bookmarkStart w:id="18" w:name="_Toc231456816"/>
       <w:r>
         <w:rPr>
           <w:rFonts w:ascii="Times New Roman" w:eastAsia="標楷體" w:hAnsi="Times New Roman"/>
@@ -6604,7 +6493,7 @@
       <w:pPr>
         <w:pStyle w:val="TableCaption"/>
       </w:pPr>
-      <w:bookmarkStart w:id="19" w:name="_Toc231255552"/>
+      <w:bookmarkStart w:id="19" w:name="_Toc231456834"/>
       <w:r>
         <w:t>表</w:t>
       </w:r>
@@ -7185,7 +7074,7 @@
       <w:pPr>
         <w:pStyle w:val="TableCaption"/>
       </w:pPr>
-      <w:bookmarkStart w:id="20" w:name="_Toc231255553"/>
+      <w:bookmarkStart w:id="20" w:name="_Toc231456835"/>
       <w:r>
         <w:t>表</w:t>
       </w:r>
@@ -8110,7 +7999,7 @@
         <w:pStyle w:val="21"/>
         <w:spacing w:before="160" w:after="120" w:line="312" w:lineRule="auto"/>
       </w:pPr>
-      <w:bookmarkStart w:id="21" w:name="_Toc231255535"/>
+      <w:bookmarkStart w:id="21" w:name="_Toc231456817"/>
       <w:r>
         <w:rPr>
           <w:rFonts w:ascii="Times New Roman" w:eastAsia="標楷體" w:hAnsi="Times New Roman"/>
@@ -8160,7 +8049,7 @@
       <w:pPr>
         <w:pStyle w:val="TableCaption"/>
       </w:pPr>
-      <w:bookmarkStart w:id="22" w:name="_Toc231255554"/>
+      <w:bookmarkStart w:id="22" w:name="_Toc231456836"/>
       <w:r>
         <w:t>表</w:t>
       </w:r>
@@ -8690,7 +8579,7 @@
         <w:pStyle w:val="21"/>
         <w:spacing w:before="160" w:after="120" w:line="312" w:lineRule="auto"/>
       </w:pPr>
-      <w:bookmarkStart w:id="23" w:name="_Toc231255536"/>
+      <w:bookmarkStart w:id="23" w:name="_Toc231456818"/>
       <w:r>
         <w:rPr>
           <w:rFonts w:ascii="Times New Roman" w:eastAsia="標楷體" w:hAnsi="Times New Roman"/>
@@ -8746,7 +8635,7 @@
       <w:pPr>
         <w:pStyle w:val="TableCaption"/>
       </w:pPr>
-      <w:bookmarkStart w:id="24" w:name="_Toc231255555"/>
+      <w:bookmarkStart w:id="24" w:name="_Toc231456837"/>
       <w:r>
         <w:t>表</w:t>
       </w:r>
@@ -9864,7 +9753,7 @@
         <w:spacing w:before="280" w:after="160" w:line="312" w:lineRule="auto"/>
         <w:jc w:val="center"/>
       </w:pPr>
-      <w:bookmarkStart w:id="25" w:name="_Toc231255537"/>
+      <w:bookmarkStart w:id="25" w:name="_Toc231456819"/>
       <w:r>
         <w:rPr>
           <w:rFonts w:ascii="Times New Roman" w:eastAsia="標楷體" w:hAnsi="Times New Roman"/>
@@ -9881,7 +9770,7 @@
         <w:pStyle w:val="21"/>
         <w:spacing w:before="160" w:after="120" w:line="312" w:lineRule="auto"/>
       </w:pPr>
-      <w:bookmarkStart w:id="26" w:name="_Toc231255538"/>
+      <w:bookmarkStart w:id="26" w:name="_Toc231456820"/>
       <w:r>
         <w:rPr>
           <w:rFonts w:ascii="Times New Roman" w:eastAsia="標楷體" w:hAnsi="Times New Roman"/>
@@ -10565,7 +10454,7 @@
         <w:pStyle w:val="21"/>
         <w:spacing w:before="160" w:after="120" w:line="312" w:lineRule="auto"/>
       </w:pPr>
-      <w:bookmarkStart w:id="27" w:name="_Toc231255539"/>
+      <w:bookmarkStart w:id="27" w:name="_Toc231456821"/>
       <w:r>
         <w:rPr>
           <w:rFonts w:ascii="Times New Roman" w:eastAsia="標楷體" w:hAnsi="Times New Roman"/>
@@ -10963,7 +10852,7 @@
       <w:pPr>
         <w:pStyle w:val="TableCaption"/>
       </w:pPr>
-      <w:bookmarkStart w:id="28" w:name="_Toc231255556"/>
+      <w:bookmarkStart w:id="28" w:name="_Toc231456838"/>
       <w:r>
         <w:t>表</w:t>
       </w:r>
@@ -11890,7 +11779,7 @@
       <w:pPr>
         <w:pStyle w:val="TableCaption"/>
       </w:pPr>
-      <w:bookmarkStart w:id="29" w:name="_Toc231255557"/>
+      <w:bookmarkStart w:id="29" w:name="_Toc231456839"/>
       <w:r>
         <w:t>表</w:t>
       </w:r>
@@ -12190,7 +12079,10 @@
               <w:spacing w:after="0" w:line="240" w:lineRule="auto"/>
             </w:pPr>
             <w:r>
-              <w:t xml:space="preserve">CV + VLM </w:t>
+              <w:t xml:space="preserve">CV + </w:t>
+            </w:r>
+            <w:r>
+              <w:t xml:space="preserve">VLM </w:t>
             </w:r>
             <w:r>
               <w:t>區域裁切</w:t>
@@ -12558,7 +12450,7 @@
         <w:pStyle w:val="21"/>
         <w:spacing w:before="160" w:after="120" w:line="312" w:lineRule="auto"/>
       </w:pPr>
-      <w:bookmarkStart w:id="30" w:name="_Toc231255540"/>
+      <w:bookmarkStart w:id="30" w:name="_Toc231456822"/>
       <w:r>
         <w:rPr>
           <w:rFonts w:ascii="Times New Roman" w:eastAsia="標楷體" w:hAnsi="Times New Roman"/>
@@ -12574,7 +12466,7 @@
       <w:pPr>
         <w:pStyle w:val="TableCaption"/>
       </w:pPr>
-      <w:bookmarkStart w:id="31" w:name="_Toc231255558"/>
+      <w:bookmarkStart w:id="31" w:name="_Toc231456840"/>
       <w:r>
         <w:t>表</w:t>
       </w:r>
@@ -12911,7 +12803,10 @@
               <w:t>雲端</w:t>
             </w:r>
             <w:r>
-              <w:t xml:space="preserve"> GPT-4o / Mistral + </w:t>
+              <w:t xml:space="preserve"> </w:t>
+            </w:r>
+            <w:r>
+              <w:t xml:space="preserve">GPT-4o / Mistral + </w:t>
             </w:r>
             <w:r>
               <w:t>純文字</w:t>
@@ -13379,7 +13274,10 @@
               <w:t>溫度</w:t>
             </w:r>
             <w:r>
-              <w:t xml:space="preserve"> grep Tamb</w:t>
+              <w:t xml:space="preserve"> grep </w:t>
+            </w:r>
+            <w:r>
+              <w:t>Tamb</w:t>
             </w:r>
             <w:r>
               <w:t>（為救</w:t>
@@ -13807,7 +13705,7 @@
         <w:pStyle w:val="21"/>
         <w:spacing w:before="160" w:after="120" w:line="312" w:lineRule="auto"/>
       </w:pPr>
-      <w:bookmarkStart w:id="32" w:name="_Toc231255541"/>
+      <w:bookmarkStart w:id="32" w:name="_Toc231456823"/>
       <w:r>
         <w:rPr>
           <w:rFonts w:ascii="Times New Roman" w:eastAsia="標楷體" w:hAnsi="Times New Roman"/>
@@ -14121,7 +14019,7 @@
         <w:spacing w:before="280" w:after="160" w:line="312" w:lineRule="auto"/>
         <w:jc w:val="center"/>
       </w:pPr>
-      <w:bookmarkStart w:id="33" w:name="_Toc231255542"/>
+      <w:bookmarkStart w:id="33" w:name="_Toc231456824"/>
       <w:r>
         <w:rPr>
           <w:rFonts w:ascii="Times New Roman" w:eastAsia="標楷體" w:hAnsi="Times New Roman"/>
@@ -14200,7 +14098,7 @@
         <w:pStyle w:val="21"/>
         <w:spacing w:before="160" w:after="120" w:line="312" w:lineRule="auto"/>
       </w:pPr>
-      <w:bookmarkStart w:id="34" w:name="_Toc231255543"/>
+      <w:bookmarkStart w:id="34" w:name="_Toc231456825"/>
       <w:r>
         <w:rPr>
           <w:rFonts w:ascii="Times New Roman" w:eastAsia="標楷體" w:hAnsi="Times New Roman"/>
@@ -14329,7 +14227,7 @@
         <w:pStyle w:val="21"/>
         <w:spacing w:before="160" w:after="120" w:line="312" w:lineRule="auto"/>
       </w:pPr>
-      <w:bookmarkStart w:id="35" w:name="_Toc231255544"/>
+      <w:bookmarkStart w:id="35" w:name="_Toc231456826"/>
       <w:r>
         <w:rPr>
           <w:rFonts w:ascii="Times New Roman" w:eastAsia="標楷體" w:hAnsi="Times New Roman"/>
@@ -14407,7 +14305,7 @@
         <w:pStyle w:val="21"/>
         <w:spacing w:before="160" w:after="120" w:line="312" w:lineRule="auto"/>
       </w:pPr>
-      <w:bookmarkStart w:id="36" w:name="_Toc231255545"/>
+      <w:bookmarkStart w:id="36" w:name="_Toc231456827"/>
       <w:r>
         <w:rPr>
           <w:rFonts w:ascii="Times New Roman" w:eastAsia="標楷體" w:hAnsi="Times New Roman"/>
@@ -14543,7 +14441,7 @@
         <w:pStyle w:val="21"/>
         <w:spacing w:before="160" w:after="120" w:line="312" w:lineRule="auto"/>
       </w:pPr>
-      <w:bookmarkStart w:id="37" w:name="_Toc231255546"/>
+      <w:bookmarkStart w:id="37" w:name="_Toc231456828"/>
       <w:r>
         <w:rPr>
           <w:rFonts w:ascii="Times New Roman" w:eastAsia="標楷體" w:hAnsi="Times New Roman"/>
@@ -14668,7 +14566,7 @@
         <w:pStyle w:val="21"/>
         <w:spacing w:before="160" w:after="120" w:line="312" w:lineRule="auto"/>
       </w:pPr>
-      <w:bookmarkStart w:id="38" w:name="_Toc231255547"/>
+      <w:bookmarkStart w:id="38" w:name="_Toc231456829"/>
       <w:r>
         <w:rPr>
           <w:rFonts w:ascii="Times New Roman" w:eastAsia="標楷體" w:hAnsi="Times New Roman"/>
@@ -14795,7 +14693,7 @@
         <w:pStyle w:val="21"/>
         <w:spacing w:before="160" w:after="120" w:line="312" w:lineRule="auto"/>
       </w:pPr>
-      <w:bookmarkStart w:id="39" w:name="_Toc231255548"/>
+      <w:bookmarkStart w:id="39" w:name="_Toc231456830"/>
       <w:r>
         <w:rPr>
           <w:rFonts w:ascii="Times New Roman" w:eastAsia="標楷體" w:hAnsi="Times New Roman"/>
@@ -14976,7 +14874,7 @@
         <w:spacing w:before="280" w:after="160" w:line="312" w:lineRule="auto"/>
         <w:jc w:val="center"/>
       </w:pPr>
-      <w:bookmarkStart w:id="40" w:name="_Toc231255549"/>
+      <w:bookmarkStart w:id="40" w:name="_Toc231456831"/>
       <w:r>
         <w:rPr>
           <w:rFonts w:ascii="Times New Roman" w:eastAsia="標楷體" w:hAnsi="Times New Roman"/>
@@ -14992,7 +14890,7 @@
       <w:pPr>
         <w:pStyle w:val="TableCaption"/>
       </w:pPr>
-      <w:bookmarkStart w:id="41" w:name="_Toc231255559"/>
+      <w:bookmarkStart w:id="41" w:name="_Toc231456841"/>
       <w:r>
         <w:t>附表</w:t>
       </w:r>
@@ -16108,31 +16006,31 @@
       </w:rPr>
     </w:lvl>
   </w:abstractNum>
-  <w:num w:numId="1" w16cid:durableId="1246378803">
+  <w:num w:numId="1" w16cid:durableId="726145506">
     <w:abstractNumId w:val="8"/>
   </w:num>
-  <w:num w:numId="2" w16cid:durableId="573470558">
+  <w:num w:numId="2" w16cid:durableId="274097663">
     <w:abstractNumId w:val="6"/>
   </w:num>
-  <w:num w:numId="3" w16cid:durableId="264534007">
+  <w:num w:numId="3" w16cid:durableId="52195852">
     <w:abstractNumId w:val="5"/>
   </w:num>
-  <w:num w:numId="4" w16cid:durableId="252596663">
+  <w:num w:numId="4" w16cid:durableId="1301694616">
     <w:abstractNumId w:val="4"/>
   </w:num>
-  <w:num w:numId="5" w16cid:durableId="995063437">
+  <w:num w:numId="5" w16cid:durableId="1583906189">
     <w:abstractNumId w:val="7"/>
   </w:num>
-  <w:num w:numId="6" w16cid:durableId="614949289">
+  <w:num w:numId="6" w16cid:durableId="1867597751">
     <w:abstractNumId w:val="3"/>
   </w:num>
-  <w:num w:numId="7" w16cid:durableId="218979675">
+  <w:num w:numId="7" w16cid:durableId="325256063">
     <w:abstractNumId w:val="2"/>
   </w:num>
-  <w:num w:numId="8" w16cid:durableId="158352773">
+  <w:num w:numId="8" w16cid:durableId="181743626">
     <w:abstractNumId w:val="1"/>
   </w:num>
-  <w:num w:numId="9" w16cid:durableId="1471433403">
+  <w:num w:numId="9" w16cid:durableId="1340087126">
     <w:abstractNumId w:val="0"/>
   </w:num>
 </w:numbering>
@@ -27570,7 +27468,7 @@
     <w:autoRedefine/>
     <w:uiPriority w:val="39"/>
     <w:unhideWhenUsed/>
-    <w:rsid w:val="0074598A"/>
+    <w:rsid w:val="00F94322"/>
   </w:style>
   <w:style w:type="paragraph" w:styleId="2a">
     <w:name w:val="toc 2"/>
@@ -27579,7 +27477,7 @@
     <w:autoRedefine/>
     <w:uiPriority w:val="39"/>
     <w:unhideWhenUsed/>
-    <w:rsid w:val="0074598A"/>
+    <w:rsid w:val="00F94322"/>
     <w:pPr>
       <w:ind w:leftChars="200" w:left="480"/>
     </w:pPr>
@@ -27589,7 +27487,7 @@
     <w:basedOn w:val="a2"/>
     <w:uiPriority w:val="99"/>
     <w:unhideWhenUsed/>
-    <w:rsid w:val="0074598A"/>
+    <w:rsid w:val="00F94322"/>
     <w:rPr>
       <w:color w:val="0000FF" w:themeColor="hyperlink"/>
       <w:u w:val="single"/>
